--- a/chapters/exports/pwf.docx
+++ b/chapters/exports/pwf.docx
@@ -23,9 +23,6 @@
         <w:pStyle w:val="Heading2"/>
       </w:pPr>
       <w:r>
-        <w:t xml:space="preserve">1.1	</w:t>
-      </w:r>
-      <w:r>
         <w:t xml:space="preserve">Takeaways</w:t>
       </w:r>
     </w:p>
@@ -34,7 +31,7 @@
         <w:pStyle w:val="ListParagraph"/>
         <w:numPr>
           <w:ilvl w:val="0"/>
-          <w:numId w:val="12"/>
+          <w:numId w:val="156"/>
         </w:numPr>
       </w:pPr>
       <w:r>
@@ -53,7 +50,7 @@
         <w:pStyle w:val="ListParagraph"/>
         <w:numPr>
           <w:ilvl w:val="0"/>
-          <w:numId w:val="12"/>
+          <w:numId w:val="156"/>
         </w:numPr>
       </w:pPr>
       <w:r>
@@ -72,7 +69,7 @@
         <w:pStyle w:val="ListParagraph"/>
         <w:numPr>
           <w:ilvl w:val="0"/>
-          <w:numId w:val="12"/>
+          <w:numId w:val="156"/>
         </w:numPr>
       </w:pPr>
       <w:r>
@@ -91,7 +88,7 @@
         <w:pStyle w:val="ListParagraph"/>
         <w:numPr>
           <w:ilvl w:val="0"/>
-          <w:numId w:val="12"/>
+          <w:numId w:val="156"/>
         </w:numPr>
       </w:pPr>
       <w:r>
@@ -110,7 +107,7 @@
         <w:pStyle w:val="ListParagraph"/>
         <w:numPr>
           <w:ilvl w:val="0"/>
-          <w:numId w:val="12"/>
+          <w:numId w:val="156"/>
         </w:numPr>
       </w:pPr>
       <w:r>
@@ -118,10 +115,10 @@
           <w:b/>
           <w:bCs/>
         </w:rPr>
-        <w:t xml:space="preserve">Connecting pilot to commercial scales</w:t>
-      </w:r>
-      <w:r>
-        <w:t xml:space="preserve">. Bridging the capital and operational gap between pilot-scale and commercial-scale production requires strategic planning, e.g., co‑locating with energy partners and securing early letters of intent from offtake partners to materially de‑risk capex and smooth early cash flow.</w:t>
+        <w:t xml:space="preserve">Scaling</w:t>
+      </w:r>
+      <w:r>
+        <w:t xml:space="preserve">. Careful planning—such as partnering with energy providers and securing early buyer commitments—helps reduce financial risk and stabilize cash flow when scaling from pilot to commercial production.</w:t>
       </w:r>
     </w:p>
     <w:p>
@@ -129,9 +126,6 @@
         <w:pStyle w:val="Heading2"/>
       </w:pPr>
       <w:r>
-        <w:t xml:space="preserve">1.2	</w:t>
-      </w:r>
-      <w:r>
         <w:t xml:space="preserve">Context</w:t>
       </w:r>
     </w:p>
@@ -153,7 +147,7 @@
         <w:t xml:space="preserve">Figure </w:t>
       </w:r>
       <w:r>
-        <w:t xml:space="preserve">1.1</w:t>
+        <w:t xml:space="preserve">1</w:t>
       </w:r>
       <w:r>
         <w:t xml:space="preserve">).</w:t>
@@ -168,7 +162,7 @@
           <wp:inline distT="0" distB="0" distL="0" distR="0">
             <wp:extent cx="4000500" cy="2649536"/>
             <wp:effectExtent b="0" l="0" r="0" t="0"/>
-            <wp:docPr id="1" name="" descr="" title=""/>
+            <wp:docPr id="145" name="" descr="" title=""/>
             <wp:cNvGraphicFramePr>
               <a:graphicFrameLocks xmlns:a="http://schemas.openxmlformats.org/drawingml/2006/main" noChangeAspect="1"/>
             </wp:cNvGraphicFramePr>
@@ -220,7 +214,7 @@
           <w:b/>
           <w:bCs/>
         </w:rPr>
-        <w:t xml:space="preserve">1.1</w:t>
+        <w:t xml:space="preserve">1</w:t>
       </w:r>
       <w:r>
         <w:rPr>
@@ -240,9 +234,6 @@
       <w:pPr>
         <w:pStyle w:val="Heading2"/>
       </w:pPr>
-      <w:r>
-        <w:t xml:space="preserve">1.3	</w:t>
-      </w:r>
       <w:r>
         <w:t xml:space="preserve">Business model</w:t>
       </w:r>
@@ -262,7 +253,7 @@
         <w:pStyle w:val="ListParagraph"/>
         <w:numPr>
           <w:ilvl w:val="0"/>
-          <w:numId w:val="13"/>
+          <w:numId w:val="157"/>
         </w:numPr>
       </w:pPr>
       <w:r>
@@ -281,7 +272,7 @@
         <w:pStyle w:val="ListParagraph"/>
         <w:numPr>
           <w:ilvl w:val="0"/>
-          <w:numId w:val="13"/>
+          <w:numId w:val="157"/>
         </w:numPr>
       </w:pPr>
       <w:r>
@@ -300,7 +291,7 @@
         <w:pStyle w:val="ListParagraph"/>
         <w:numPr>
           <w:ilvl w:val="0"/>
-          <w:numId w:val="13"/>
+          <w:numId w:val="157"/>
         </w:numPr>
       </w:pPr>
       <w:r>
@@ -333,7 +324,7 @@
           <wp:inline distT="0" distB="0" distL="0" distR="0">
             <wp:extent cx="4000500" cy="1900429"/>
             <wp:effectExtent b="0" l="0" r="0" t="0"/>
-            <wp:docPr id="2" name="" descr="" title=""/>
+            <wp:docPr id="146" name="" descr="" title=""/>
             <wp:cNvGraphicFramePr>
               <a:graphicFrameLocks xmlns:a="http://schemas.openxmlformats.org/drawingml/2006/main" noChangeAspect="1"/>
             </wp:cNvGraphicFramePr>
@@ -385,7 +376,7 @@
           <w:b/>
           <w:bCs/>
         </w:rPr>
-        <w:t xml:space="preserve">1.2</w:t>
+        <w:t xml:space="preserve">2</w:t>
       </w:r>
       <w:r>
         <w:rPr>
@@ -409,7 +400,7 @@
         <w:t xml:space="preserve">Figure </w:t>
       </w:r>
       <w:r>
-        <w:t xml:space="preserve">1.2</w:t>
+        <w:t xml:space="preserve">2</w:t>
       </w:r>
       <w:r>
         <w:t xml:space="preserve">) to produce sample fiber for growth trials (</w:t>
@@ -418,7 +409,7 @@
         <w:t xml:space="preserve">Figure </w:t>
       </w:r>
       <w:r>
-        <w:t xml:space="preserve">1.3</w:t>
+        <w:t xml:space="preserve">3</w:t>
       </w:r>
       <w:r>
         <w:t xml:space="preserve">). Operational scaling requires a purpose-built site and specialized equipment, including twin‑screw extruders and automated baling lines that convert chips into an engineered fiber that mimics the drainage, aeration, and moisture-retention characteristics of peat (</w:t>
@@ -427,7 +418,7 @@
         <w:t xml:space="preserve">Figure </w:t>
       </w:r>
       <w:r>
-        <w:t xml:space="preserve">1.4</w:t>
+        <w:t xml:space="preserve">4</w:t>
       </w:r>
       <w:r>
         <w:t xml:space="preserve">).</w:t>
@@ -442,7 +433,7 @@
           <wp:inline distT="0" distB="0" distL="0" distR="0">
             <wp:extent cx="4000500" cy="4443161"/>
             <wp:effectExtent b="0" l="0" r="0" t="0"/>
-            <wp:docPr id="3" name="" descr="" title=""/>
+            <wp:docPr id="147" name="" descr="" title=""/>
             <wp:cNvGraphicFramePr>
               <a:graphicFrameLocks xmlns:a="http://schemas.openxmlformats.org/drawingml/2006/main" noChangeAspect="1"/>
             </wp:cNvGraphicFramePr>
@@ -494,7 +485,7 @@
           <w:b/>
           <w:bCs/>
         </w:rPr>
-        <w:t xml:space="preserve">1.3</w:t>
+        <w:t xml:space="preserve">3</w:t>
       </w:r>
       <w:r>
         <w:rPr>
@@ -524,7 +515,7 @@
           <wp:inline distT="0" distB="0" distL="0" distR="0">
             <wp:extent cx="4000500" cy="2486409"/>
             <wp:effectExtent b="0" l="0" r="0" t="0"/>
-            <wp:docPr id="4" name="" descr="" title=""/>
+            <wp:docPr id="148" name="" descr="" title=""/>
             <wp:cNvGraphicFramePr>
               <a:graphicFrameLocks xmlns:a="http://schemas.openxmlformats.org/drawingml/2006/main" noChangeAspect="1"/>
             </wp:cNvGraphicFramePr>
@@ -576,7 +567,7 @@
           <w:b/>
           <w:bCs/>
         </w:rPr>
-        <w:t xml:space="preserve">1.4</w:t>
+        <w:t xml:space="preserve">4</w:t>
       </w:r>
       <w:r>
         <w:rPr>
@@ -602,15 +593,12 @@
         <w:pStyle w:val="Heading2"/>
       </w:pPr>
       <w:r>
-        <w:t xml:space="preserve">1.4	</w:t>
-      </w:r>
-      <w:r>
         <w:t xml:space="preserve">Startup</w:t>
       </w:r>
     </w:p>
     <w:p>
       <w:r>
-        <w:t xml:space="preserve">Plumas Wood Fiber’s pathway to success is not without risk. Operationally, feedstock variability—moisture, particle size, seasonal availability—and the high capital intensity of extruder machinery raise the risk of production interruptions and cost overruns. Market adoption depends on the success of the growth trials to convince conservative horticultural buyers, while competition from established wood‑fiber suppliers and cheaper peat/coir blends may pressure price and uptake. Regulatory and policy risk exists in multiple forms: changes in fuels program funding could shrink chip volumes; permitting for a processing facility can introduce delays or unexpected costs; and potential shifts in environmental policy—positive or negative—could alter incentives for peat displacement or biomass utilization. Finally, the business depends on a blended capital stack of grants, concessional loans, and commercial finance to bridge capex, so reduced grant availability or loan delays could postpone commercialization.</w:t>
+        <w:t xml:space="preserve">Plumas Wood Fiber’s pathway to success is not without risk. Operationally, feedstock variability—moisture, particle size, seasonal availability—and the high capital intensity of extruder machinery raise the risk of production interruptions and cost overruns. Market adoption remains uncertain and will be shaped by the outcomes of growth trials, which are critical to overcoming conservative buyer hesitancy. At the same time, competitive pressure from established wood‑fiber suppliers and lower‑cost peat/coir blends could depress pricing and slow uptake, underscoring the importance of trial success in mitigating market risk. Regulatory and policy risk exists in multiple forms: changes in fuels program funding could shrink chip volumes; permitting for a processing facility can introduce delays or unexpected costs; and potential shifts in environmental policy—positive or negative—could alter incentives for peat displacement or biomass utilization. Finally, the business depends on a blended capital stack of grants, concessional loans, and commercial finance to bridge capex, so reduced grant availability or loan delays could postpone commercialization.</w:t>
       </w:r>
     </w:p>
     <w:p>
@@ -633,9 +621,6 @@
         <w:pStyle w:val="Heading2"/>
       </w:pPr>
       <w:r>
-        <w:t xml:space="preserve">1.5	</w:t>
-      </w:r>
-      <w:r>
         <w:t xml:space="preserve">Partnerships</w:t>
       </w:r>
     </w:p>
@@ -647,7 +632,7 @@
         <w:t xml:space="preserve">Figure </w:t>
       </w:r>
       <w:r>
-        <w:t xml:space="preserve">1.5</w:t>
+        <w:t xml:space="preserve">5</w:t>
       </w:r>
       <w:r>
         <w:t xml:space="preserve">). That scientific validation underpins the company’s credibility with conservative horticultural buyers.</w:t>
@@ -662,7 +647,7 @@
           <wp:inline distT="0" distB="0" distL="0" distR="0">
             <wp:extent cx="4000500" cy="4000500"/>
             <wp:effectExtent b="0" l="0" r="0" t="0"/>
-            <wp:docPr id="5" name="" descr="" title=""/>
+            <wp:docPr id="149" name="" descr="" title=""/>
             <wp:cNvGraphicFramePr>
               <a:graphicFrameLocks xmlns:a="http://schemas.openxmlformats.org/drawingml/2006/main" noChangeAspect="1"/>
             </wp:cNvGraphicFramePr>
@@ -714,7 +699,7 @@
           <w:b/>
           <w:bCs/>
         </w:rPr>
-        <w:t xml:space="preserve">1.5</w:t>
+        <w:t xml:space="preserve">5</w:t>
       </w:r>
       <w:r>
         <w:rPr>
@@ -750,9 +735,6 @@
         <w:pStyle w:val="Heading2"/>
       </w:pPr>
       <w:r>
-        <w:t xml:space="preserve">1.6	</w:t>
-      </w:r>
-      <w:r>
         <w:t xml:space="preserve">Impacts</w:t>
       </w:r>
     </w:p>
@@ -765,9 +747,6 @@
       <w:pPr>
         <w:pStyle w:val="Heading3"/>
       </w:pPr>
-      <w:r>
-        <w:t xml:space="preserve">1.6.1	</w:t>
-      </w:r>
       <w:r>
         <w:t xml:space="preserve">Environmental</w:t>
       </w:r>
@@ -791,7 +770,7 @@
           <wp:inline distT="0" distB="0" distL="0" distR="0">
             <wp:extent cx="4000500" cy="3473193"/>
             <wp:effectExtent b="0" l="0" r="0" t="0"/>
-            <wp:docPr id="6" name="" descr="" title=""/>
+            <wp:docPr id="150" name="" descr="" title=""/>
             <wp:cNvGraphicFramePr>
               <a:graphicFrameLocks xmlns:a="http://schemas.openxmlformats.org/drawingml/2006/main" noChangeAspect="1"/>
             </wp:cNvGraphicFramePr>
@@ -843,7 +822,7 @@
           <w:b/>
           <w:bCs/>
         </w:rPr>
-        <w:t xml:space="preserve">1.6</w:t>
+        <w:t xml:space="preserve">6</w:t>
       </w:r>
       <w:r>
         <w:rPr>
@@ -864,9 +843,6 @@
         <w:pStyle w:val="Heading3"/>
       </w:pPr>
       <w:r>
-        <w:t xml:space="preserve">1.6.2	</w:t>
-      </w:r>
-      <w:r>
         <w:t xml:space="preserve">Social</w:t>
       </w:r>
     </w:p>
@@ -878,7 +854,7 @@
         <w:t xml:space="preserve">Figure </w:t>
       </w:r>
       <w:r>
-        <w:t xml:space="preserve">1.6</w:t>
+        <w:t xml:space="preserve">6</w:t>
       </w:r>
       <w:r>
         <w:t xml:space="preserve">). Plumas Wood Fiber estimates that a facility operating under a double-shift configuration would employ six full-time equivalent staff to manage mill operations, bagging systems, marketing and administrative functions, coordination of wood chip deliveries, and outbound shipping of finished products.</w:t>
@@ -893,9 +869,6 @@
       <w:pPr>
         <w:pStyle w:val="Heading2"/>
       </w:pPr>
-      <w:r>
-        <w:t xml:space="preserve">1.7	</w:t>
-      </w:r>
       <w:r>
         <w:t xml:space="preserve">Lessons</w:t>
       </w:r>
@@ -910,7 +883,7 @@
         <w:pStyle w:val="ListParagraph"/>
         <w:numPr>
           <w:ilvl w:val="0"/>
-          <w:numId w:val="14"/>
+          <w:numId w:val="158"/>
         </w:numPr>
       </w:pPr>
       <w:r>
@@ -922,7 +895,7 @@
         <w:pStyle w:val="ListParagraph"/>
         <w:numPr>
           <w:ilvl w:val="0"/>
-          <w:numId w:val="14"/>
+          <w:numId w:val="158"/>
         </w:numPr>
       </w:pPr>
       <w:r>
@@ -934,7 +907,7 @@
         <w:pStyle w:val="ListParagraph"/>
         <w:numPr>
           <w:ilvl w:val="0"/>
-          <w:numId w:val="14"/>
+          <w:numId w:val="158"/>
         </w:numPr>
       </w:pPr>
       <w:r>
@@ -946,7 +919,7 @@
         <w:pStyle w:val="ListParagraph"/>
         <w:numPr>
           <w:ilvl w:val="0"/>
-          <w:numId w:val="14"/>
+          <w:numId w:val="158"/>
         </w:numPr>
       </w:pPr>
       <w:r>
@@ -958,11 +931,11 @@
         <w:pStyle w:val="ListParagraph"/>
         <w:numPr>
           <w:ilvl w:val="0"/>
-          <w:numId w:val="14"/>
+          <w:numId w:val="158"/>
         </w:numPr>
       </w:pPr>
       <w:r>
-        <w:t xml:space="preserve">Bridging the capital and operational gap between pilot-scale and commercial-scale production requires strategic planning, e.g., co‑locating with energy partners and securing early letters of intent from offtake partners to materially de‑risk capex and smooth early cash flow.</w:t>
+        <w:t xml:space="preserve">Bridging the capital and operational gap between pilot-scale and commercial-scale production requires strategic planning, e.g., co‑locating with energy partners and securing early letters of intent from offtake partners to reduce investment risk and smooth early cash flow.</w:t>
       </w:r>
     </w:p>
     <w:p>
@@ -970,9 +943,6 @@
         <w:pStyle w:val="Heading2"/>
       </w:pPr>
       <w:r>
-        <w:t xml:space="preserve">1.8	</w:t>
-      </w:r>
-      <w:r>
         <w:t xml:space="preserve">Innovation</w:t>
       </w:r>
     </w:p>
@@ -986,9 +956,6 @@
         <w:pStyle w:val="Heading2"/>
       </w:pPr>
       <w:r>
-        <w:t xml:space="preserve">1.9	</w:t>
-      </w:r>
-      <w:r>
         <w:t xml:space="preserve">Credits</w:t>
       </w:r>
     </w:p>
@@ -996,7 +963,7 @@
       <w:r>
         <w:t xml:space="preserve">We recognize and celebrate the innovation and leadership of Plumas Wood Fiber for advancing a practical, circular solution that converts excess forest biomass into a high‑quality, peat‑free horticultural substrate while strengthening regional wildfire resilience. We also extend our deep gratitude to </w:t>
       </w:r>
-      <w:hyperlink w:history="1" r:id="rIdl82a9dsgddtkedqpukgux">
+      <w:hyperlink w:history="1" r:id="rIdbatbjljjvypi_g-l4k1gl">
         <w:r>
           <w:rPr>
             <w:rStyle w:val="Hyperlink"/>
@@ -1007,7 +974,7 @@
       <w:r>
         <w:t xml:space="preserve"> for funding the Forest Business Alliance’s work with </w:t>
       </w:r>
-      <w:hyperlink w:history="1" r:id="rIdsnfitd3si67xyygkzjftp">
+      <w:hyperlink w:history="1" r:id="rIdyju3koqclq_eyf4hdx-af">
         <w:r>
           <w:rPr>
             <w:rStyle w:val="Hyperlink"/>
@@ -1018,7 +985,7 @@
       <w:r>
         <w:t xml:space="preserve">, </w:t>
       </w:r>
-      <w:hyperlink w:history="1" r:id="rIdsskzr90vd3_6gl7y6v7op">
+      <w:hyperlink w:history="1" r:id="rIdcyyoi3kjdtjvjcre8dlyl">
         <w:r>
           <w:rPr>
             <w:rStyle w:val="Hyperlink"/>
@@ -1029,7 +996,7 @@
       <w:r>
         <w:t xml:space="preserve">, and other community forestry partners across California. Rural and Tribal communities engaged in the forest products sector can benefit from resources, such as the Forest Business Alliance </w:t>
       </w:r>
-      <w:hyperlink w:history="1" r:id="rIdszr-i6tl1wx9vgi47d_sq">
+      <w:hyperlink w:history="1" r:id="rIdctdotlc1kh0n3dfif-kf_">
         <w:r>
           <w:rPr>
             <w:rStyle w:val="Hyperlink"/>
@@ -1040,7 +1007,7 @@
       <w:r>
         <w:t xml:space="preserve">, the </w:t>
       </w:r>
-      <w:hyperlink w:history="1" r:id="rIddmn1ppss-jz7zwre0f7si">
+      <w:hyperlink w:history="1" r:id="rId3ufudulv5144isvgmhqts">
         <w:r>
           <w:rPr>
             <w:rStyle w:val="Hyperlink"/>
@@ -1051,7 +1018,7 @@
       <w:r>
         <w:t xml:space="preserve">, and upcoming Forest Business Alliance </w:t>
       </w:r>
-      <w:hyperlink w:history="1" r:id="rId4skqr0r8l8jgqquhbq8wx">
+      <w:hyperlink w:history="1" r:id="rIdbzbhohykrvjq1viyns9g9">
         <w:r>
           <w:rPr>
             <w:rStyle w:val="Hyperlink"/>
@@ -1098,7 +1065,7 @@
         <wp:inline distT="0" distB="0" distL="0" distR="0">
           <wp:extent cx="608542" cy="105833"/>
           <wp:effectExtent b="0" l="0" r="0" t="0"/>
-          <wp:docPr id="7" name="" descr="" title=""/>
+          <wp:docPr id="151" name="" descr="" title=""/>
           <wp:cNvGraphicFramePr>
             <a:graphicFrameLocks xmlns:a="http://schemas.openxmlformats.org/drawingml/2006/main" noChangeAspect="1"/>
           </wp:cNvGraphicFramePr>
@@ -1176,7 +1143,7 @@
 
 <file path=word/numbering.xml><?xml version="1.0" encoding="utf-8"?>
 <w:numbering xmlns:wpc="http://schemas.microsoft.com/office/word/2010/wordprocessingCanvas" xmlns:mc="http://schemas.openxmlformats.org/markup-compatibility/2006" xmlns:o="urn:schemas-microsoft-com:office:office" xmlns:r="http://schemas.openxmlformats.org/officeDocument/2006/relationships" xmlns:m="http://schemas.openxmlformats.org/officeDocument/2006/math" xmlns:v="urn:schemas-microsoft-com:vml" xmlns:wp14="http://schemas.microsoft.com/office/word/2010/wordprocessingDrawing" xmlns:wp="http://schemas.openxmlformats.org/drawingml/2006/wordprocessingDrawing" xmlns:w10="urn:schemas-microsoft-com:office:word" xmlns:w="http://schemas.openxmlformats.org/wordprocessingml/2006/main" xmlns:w14="http://schemas.microsoft.com/office/word/2010/wordml" xmlns:w15="http://schemas.microsoft.com/office/word/2012/wordml" xmlns:wpg="http://schemas.microsoft.com/office/word/2010/wordprocessingGroup" xmlns:wpi="http://schemas.microsoft.com/office/word/2010/wordprocessingInk" xmlns:wne="http://schemas.microsoft.com/office/word/2006/wordml" xmlns:wps="http://schemas.microsoft.com/office/word/2010/wordprocessingShape" mc:Ignorable="w14 w15 wp14">
-  <w:abstractNum w:abstractNumId="8" w15:restartNumberingAfterBreak="0">
+  <w:abstractNum w:abstractNumId="152" w15:restartNumberingAfterBreak="0">
     <w:multiLevelType w:val="hybridMultilevel"/>
     <w:lvl w:ilvl="0" w15:tentative="1">
       <w:start w:val="1"/>
@@ -1260,7 +1227,7 @@
       </w:pPr>
     </w:lvl>
   </w:abstractNum>
-  <w:abstractNum w:abstractNumId="9" w15:restartNumberingAfterBreak="0">
+  <w:abstractNum w:abstractNumId="153" w15:restartNumberingAfterBreak="0">
     <w:multiLevelType w:val="hybridMultilevel"/>
     <w:lvl w:ilvl="0" w15:tentative="1">
       <w:start w:val="1"/>
@@ -1344,7 +1311,7 @@
       </w:pPr>
     </w:lvl>
   </w:abstractNum>
-  <w:abstractNum w:abstractNumId="10" w15:restartNumberingAfterBreak="0">
+  <w:abstractNum w:abstractNumId="154" w15:restartNumberingAfterBreak="0">
     <w:multiLevelType w:val="hybridMultilevel"/>
     <w:lvl w:ilvl="0" w15:tentative="1">
       <w:start w:val="1"/>
@@ -1428,7 +1395,7 @@
       </w:pPr>
     </w:lvl>
   </w:abstractNum>
-  <w:abstractNum w:abstractNumId="11" w15:restartNumberingAfterBreak="0">
+  <w:abstractNum w:abstractNumId="155" w15:restartNumberingAfterBreak="0">
     <w:multiLevelType w:val="hybridMultilevel"/>
     <w:lvl w:ilvl="0" w15:tentative="1">
       <w:start w:val="1"/>
@@ -1513,25 +1480,25 @@
     </w:lvl>
   </w:abstractNum>
   <w:num w:numId="1">
-    <w:abstractNumId w:val="8"/>
+    <w:abstractNumId w:val="152"/>
     <w:lvlOverride w:ilvl="0">
       <w:startOverride w:val="1"/>
     </w:lvlOverride>
   </w:num>
-  <w:num w:numId="12">
-    <w:abstractNumId w:val="9"/>
+  <w:num w:numId="156">
+    <w:abstractNumId w:val="153"/>
     <w:lvlOverride w:ilvl="0">
       <w:startOverride w:val="1"/>
     </w:lvlOverride>
   </w:num>
-  <w:num w:numId="13">
-    <w:abstractNumId w:val="10"/>
+  <w:num w:numId="157">
+    <w:abstractNumId w:val="154"/>
     <w:lvlOverride w:ilvl="0">
       <w:startOverride w:val="1"/>
     </w:lvlOverride>
   </w:num>
-  <w:num w:numId="14">
-    <w:abstractNumId w:val="11"/>
+  <w:num w:numId="158">
+    <w:abstractNumId w:val="155"/>
     <w:lvlOverride w:ilvl="0">
       <w:startOverride w:val="1"/>
     </w:lvlOverride>

--- a/chapters/exports/pwf.docx
+++ b/chapters/exports/pwf.docx
@@ -963,7 +963,7 @@
       <w:r>
         <w:t xml:space="preserve">We recognize and celebrate the innovation and leadership of Plumas Wood Fiber for advancing a practical, circular solution that converts excess forest biomass into a high‑quality, peat‑free horticultural substrate while strengthening regional wildfire resilience. We also extend our deep gratitude to </w:t>
       </w:r>
-      <w:hyperlink w:history="1" r:id="rIdbatbjljjvypi_g-l4k1gl">
+      <w:hyperlink w:history="1" r:id="rIdbb-wpuwuf9phyy6u7jxno">
         <w:r>
           <w:rPr>
             <w:rStyle w:val="Hyperlink"/>
@@ -974,7 +974,7 @@
       <w:r>
         <w:t xml:space="preserve"> for funding the Forest Business Alliance’s work with </w:t>
       </w:r>
-      <w:hyperlink w:history="1" r:id="rIdyju3koqclq_eyf4hdx-af">
+      <w:hyperlink w:history="1" r:id="rIdhdmbjda44i2mvvaj6a18d">
         <w:r>
           <w:rPr>
             <w:rStyle w:val="Hyperlink"/>
@@ -985,7 +985,7 @@
       <w:r>
         <w:t xml:space="preserve">, </w:t>
       </w:r>
-      <w:hyperlink w:history="1" r:id="rIdcyyoi3kjdtjvjcre8dlyl">
+      <w:hyperlink w:history="1" r:id="rIdzjdipwn9weqg_bgucl9k-">
         <w:r>
           <w:rPr>
             <w:rStyle w:val="Hyperlink"/>
@@ -996,7 +996,7 @@
       <w:r>
         <w:t xml:space="preserve">, and other community forestry partners across California. Rural and Tribal communities engaged in the forest products sector can benefit from resources, such as the Forest Business Alliance </w:t>
       </w:r>
-      <w:hyperlink w:history="1" r:id="rIdctdotlc1kh0n3dfif-kf_">
+      <w:hyperlink w:history="1" r:id="rId0kzxnv68lqhxia8glvwv_">
         <w:r>
           <w:rPr>
             <w:rStyle w:val="Hyperlink"/>
@@ -1007,7 +1007,7 @@
       <w:r>
         <w:t xml:space="preserve">, the </w:t>
       </w:r>
-      <w:hyperlink w:history="1" r:id="rId3ufudulv5144isvgmhqts">
+      <w:hyperlink w:history="1" r:id="rIdduhz7yb_baukuhrex8y-j">
         <w:r>
           <w:rPr>
             <w:rStyle w:val="Hyperlink"/>
@@ -1018,7 +1018,7 @@
       <w:r>
         <w:t xml:space="preserve">, and upcoming Forest Business Alliance </w:t>
       </w:r>
-      <w:hyperlink w:history="1" r:id="rIdbzbhohykrvjq1viyns9g9">
+      <w:hyperlink w:history="1" r:id="rIdhpe3cag5zixgsesvgtyso">
         <w:r>
           <w:rPr>
             <w:rStyle w:val="Hyperlink"/>

--- a/chapters/exports/pwf.docx
+++ b/chapters/exports/pwf.docx
@@ -963,7 +963,7 @@
       <w:r>
         <w:t xml:space="preserve">We recognize and celebrate the innovation and leadership of Plumas Wood Fiber for advancing a practical, circular solution that converts excess forest biomass into a high‑quality, peat‑free horticultural substrate while strengthening regional wildfire resilience. We also extend our deep gratitude to </w:t>
       </w:r>
-      <w:hyperlink w:history="1" r:id="rIdbb-wpuwuf9phyy6u7jxno">
+      <w:hyperlink w:history="1" r:id="rIdo0wev2riuqmy8j0z17f3q">
         <w:r>
           <w:rPr>
             <w:rStyle w:val="Hyperlink"/>
@@ -974,7 +974,7 @@
       <w:r>
         <w:t xml:space="preserve"> for funding the Forest Business Alliance’s work with </w:t>
       </w:r>
-      <w:hyperlink w:history="1" r:id="rIdhdmbjda44i2mvvaj6a18d">
+      <w:hyperlink w:history="1" r:id="rIdq5iciodgdsgdslq0xslnv">
         <w:r>
           <w:rPr>
             <w:rStyle w:val="Hyperlink"/>
@@ -985,7 +985,7 @@
       <w:r>
         <w:t xml:space="preserve">, </w:t>
       </w:r>
-      <w:hyperlink w:history="1" r:id="rIdzjdipwn9weqg_bgucl9k-">
+      <w:hyperlink w:history="1" r:id="rIdn0zrsctfqd0moisurl-zs">
         <w:r>
           <w:rPr>
             <w:rStyle w:val="Hyperlink"/>
@@ -996,7 +996,7 @@
       <w:r>
         <w:t xml:space="preserve">, and other community forestry partners across California. Rural and Tribal communities engaged in the forest products sector can benefit from resources, such as the Forest Business Alliance </w:t>
       </w:r>
-      <w:hyperlink w:history="1" r:id="rId0kzxnv68lqhxia8glvwv_">
+      <w:hyperlink w:history="1" r:id="rIdw3uumykle5orwhcp6ax7s">
         <w:r>
           <w:rPr>
             <w:rStyle w:val="Hyperlink"/>
@@ -1007,7 +1007,7 @@
       <w:r>
         <w:t xml:space="preserve">, the </w:t>
       </w:r>
-      <w:hyperlink w:history="1" r:id="rIdduhz7yb_baukuhrex8y-j">
+      <w:hyperlink w:history="1" r:id="rIdj0bg1qbcegplek7qnrxjd">
         <w:r>
           <w:rPr>
             <w:rStyle w:val="Hyperlink"/>
@@ -1018,7 +1018,7 @@
       <w:r>
         <w:t xml:space="preserve">, and upcoming Forest Business Alliance </w:t>
       </w:r>
-      <w:hyperlink w:history="1" r:id="rIdhpe3cag5zixgsesvgtyso">
+      <w:hyperlink w:history="1" r:id="rIdzjjittlivooogzwrcbk3j">
         <w:r>
           <w:rPr>
             <w:rStyle w:val="Hyperlink"/>

--- a/chapters/exports/pwf.docx
+++ b/chapters/exports/pwf.docx
@@ -963,7 +963,7 @@
       <w:r>
         <w:t xml:space="preserve">We recognize and celebrate the innovation and leadership of Plumas Wood Fiber for advancing a practical, circular solution that converts excess forest biomass into a high‑quality, peat‑free horticultural substrate while strengthening regional wildfire resilience. We also extend our deep gratitude to </w:t>
       </w:r>
-      <w:hyperlink w:history="1" r:id="rIdo0wev2riuqmy8j0z17f3q">
+      <w:hyperlink w:history="1" r:id="rIdt5xawkfs2cpnuvdrop5bi">
         <w:r>
           <w:rPr>
             <w:rStyle w:val="Hyperlink"/>
@@ -974,7 +974,7 @@
       <w:r>
         <w:t xml:space="preserve"> for funding the Forest Business Alliance’s work with </w:t>
       </w:r>
-      <w:hyperlink w:history="1" r:id="rIdq5iciodgdsgdslq0xslnv">
+      <w:hyperlink w:history="1" r:id="rIdi08d8x2angqu4dtjsrt5u">
         <w:r>
           <w:rPr>
             <w:rStyle w:val="Hyperlink"/>
@@ -985,7 +985,7 @@
       <w:r>
         <w:t xml:space="preserve">, </w:t>
       </w:r>
-      <w:hyperlink w:history="1" r:id="rIdn0zrsctfqd0moisurl-zs">
+      <w:hyperlink w:history="1" r:id="rIdt4szfdp8t_k4tehjcjkob">
         <w:r>
           <w:rPr>
             <w:rStyle w:val="Hyperlink"/>
@@ -996,7 +996,7 @@
       <w:r>
         <w:t xml:space="preserve">, and other community forestry partners across California. Rural and Tribal communities engaged in the forest products sector can benefit from resources, such as the Forest Business Alliance </w:t>
       </w:r>
-      <w:hyperlink w:history="1" r:id="rIdw3uumykle5orwhcp6ax7s">
+      <w:hyperlink w:history="1" r:id="rIdslulwq-d8w7ps0afrh4zq">
         <w:r>
           <w:rPr>
             <w:rStyle w:val="Hyperlink"/>
@@ -1007,7 +1007,7 @@
       <w:r>
         <w:t xml:space="preserve">, the </w:t>
       </w:r>
-      <w:hyperlink w:history="1" r:id="rIdj0bg1qbcegplek7qnrxjd">
+      <w:hyperlink w:history="1" r:id="rIdhappkmgch84yvimdcgykn">
         <w:r>
           <w:rPr>
             <w:rStyle w:val="Hyperlink"/>
@@ -1018,7 +1018,7 @@
       <w:r>
         <w:t xml:space="preserve">, and upcoming Forest Business Alliance </w:t>
       </w:r>
-      <w:hyperlink w:history="1" r:id="rIdzjjittlivooogzwrcbk3j">
+      <w:hyperlink w:history="1" r:id="rIdprs58iegff40ekkpta8qw">
         <w:r>
           <w:rPr>
             <w:rStyle w:val="Hyperlink"/>

--- a/chapters/exports/pwf.docx
+++ b/chapters/exports/pwf.docx
@@ -963,7 +963,7 @@
       <w:r>
         <w:t xml:space="preserve">We recognize and celebrate the innovation and leadership of Plumas Wood Fiber for advancing a practical, circular solution that converts excess forest biomass into a high‑quality, peat‑free horticultural substrate while strengthening regional wildfire resilience. We also extend our deep gratitude to </w:t>
       </w:r>
-      <w:hyperlink w:history="1" r:id="rIdt5xawkfs2cpnuvdrop5bi">
+      <w:hyperlink w:history="1" r:id="rIdzs7s453oun9rpajelajiq">
         <w:r>
           <w:rPr>
             <w:rStyle w:val="Hyperlink"/>
@@ -974,7 +974,7 @@
       <w:r>
         <w:t xml:space="preserve"> for funding the Forest Business Alliance’s work with </w:t>
       </w:r>
-      <w:hyperlink w:history="1" r:id="rIdi08d8x2angqu4dtjsrt5u">
+      <w:hyperlink w:history="1" r:id="rIdvq1apfzgw84ponxogtbgk">
         <w:r>
           <w:rPr>
             <w:rStyle w:val="Hyperlink"/>
@@ -985,7 +985,7 @@
       <w:r>
         <w:t xml:space="preserve">, </w:t>
       </w:r>
-      <w:hyperlink w:history="1" r:id="rIdt4szfdp8t_k4tehjcjkob">
+      <w:hyperlink w:history="1" r:id="rIdcafgfh7zw5-0n-sksfmnz">
         <w:r>
           <w:rPr>
             <w:rStyle w:val="Hyperlink"/>
@@ -996,7 +996,7 @@
       <w:r>
         <w:t xml:space="preserve">, and other community forestry partners across California. Rural and Tribal communities engaged in the forest products sector can benefit from resources, such as the Forest Business Alliance </w:t>
       </w:r>
-      <w:hyperlink w:history="1" r:id="rIdslulwq-d8w7ps0afrh4zq">
+      <w:hyperlink w:history="1" r:id="rIdspprcqcapxnabs_clurbx">
         <w:r>
           <w:rPr>
             <w:rStyle w:val="Hyperlink"/>
@@ -1007,7 +1007,7 @@
       <w:r>
         <w:t xml:space="preserve">, the </w:t>
       </w:r>
-      <w:hyperlink w:history="1" r:id="rIdhappkmgch84yvimdcgykn">
+      <w:hyperlink w:history="1" r:id="rId1jl971glaz5ztpu0cfuwl">
         <w:r>
           <w:rPr>
             <w:rStyle w:val="Hyperlink"/>
@@ -1018,7 +1018,7 @@
       <w:r>
         <w:t xml:space="preserve">, and upcoming Forest Business Alliance </w:t>
       </w:r>
-      <w:hyperlink w:history="1" r:id="rIdprs58iegff40ekkpta8qw">
+      <w:hyperlink w:history="1" r:id="rIdywdj6r4j3oehketbnller">
         <w:r>
           <w:rPr>
             <w:rStyle w:val="Hyperlink"/>

--- a/chapters/exports/pwf.docx
+++ b/chapters/exports/pwf.docx
@@ -963,7 +963,7 @@
       <w:r>
         <w:t xml:space="preserve">We recognize and celebrate the innovation and leadership of Plumas Wood Fiber for advancing a practical, circular solution that converts excess forest biomass into a high‑quality, peat‑free horticultural substrate while strengthening regional wildfire resilience. We also extend our deep gratitude to </w:t>
       </w:r>
-      <w:hyperlink w:history="1" r:id="rIdzs7s453oun9rpajelajiq">
+      <w:hyperlink w:history="1" r:id="rIdszx8lade4dthygr8_xdiq">
         <w:r>
           <w:rPr>
             <w:rStyle w:val="Hyperlink"/>
@@ -974,7 +974,7 @@
       <w:r>
         <w:t xml:space="preserve"> for funding the Forest Business Alliance’s work with </w:t>
       </w:r>
-      <w:hyperlink w:history="1" r:id="rIdvq1apfzgw84ponxogtbgk">
+      <w:hyperlink w:history="1" r:id="rIdr9xapigwtnu4_0npldoeh">
         <w:r>
           <w:rPr>
             <w:rStyle w:val="Hyperlink"/>
@@ -985,7 +985,7 @@
       <w:r>
         <w:t xml:space="preserve">, </w:t>
       </w:r>
-      <w:hyperlink w:history="1" r:id="rIdcafgfh7zw5-0n-sksfmnz">
+      <w:hyperlink w:history="1" r:id="rIdg7pfaiekvocdmfgyki0ua">
         <w:r>
           <w:rPr>
             <w:rStyle w:val="Hyperlink"/>
@@ -996,7 +996,7 @@
       <w:r>
         <w:t xml:space="preserve">, and other community forestry partners across California. Rural and Tribal communities engaged in the forest products sector can benefit from resources, such as the Forest Business Alliance </w:t>
       </w:r>
-      <w:hyperlink w:history="1" r:id="rIdspprcqcapxnabs_clurbx">
+      <w:hyperlink w:history="1" r:id="rIdptcc6obk1omwboneistvo">
         <w:r>
           <w:rPr>
             <w:rStyle w:val="Hyperlink"/>
@@ -1007,7 +1007,7 @@
       <w:r>
         <w:t xml:space="preserve">, the </w:t>
       </w:r>
-      <w:hyperlink w:history="1" r:id="rId1jl971glaz5ztpu0cfuwl">
+      <w:hyperlink w:history="1" r:id="rIdbgdd6xapvww85kxpsynwe">
         <w:r>
           <w:rPr>
             <w:rStyle w:val="Hyperlink"/>
@@ -1018,7 +1018,7 @@
       <w:r>
         <w:t xml:space="preserve">, and upcoming Forest Business Alliance </w:t>
       </w:r>
-      <w:hyperlink w:history="1" r:id="rIdywdj6r4j3oehketbnller">
+      <w:hyperlink w:history="1" r:id="rId-li3im0qto8e_-2ansqvv">
         <w:r>
           <w:rPr>
             <w:rStyle w:val="Hyperlink"/>

--- a/chapters/exports/pwf.docx
+++ b/chapters/exports/pwf.docx
@@ -31,7 +31,7 @@
         <w:pStyle w:val="ListParagraph"/>
         <w:numPr>
           <w:ilvl w:val="0"/>
-          <w:numId w:val="156"/>
+          <w:numId w:val="159"/>
         </w:numPr>
       </w:pPr>
       <w:r>
@@ -50,7 +50,7 @@
         <w:pStyle w:val="ListParagraph"/>
         <w:numPr>
           <w:ilvl w:val="0"/>
-          <w:numId w:val="156"/>
+          <w:numId w:val="159"/>
         </w:numPr>
       </w:pPr>
       <w:r>
@@ -69,7 +69,7 @@
         <w:pStyle w:val="ListParagraph"/>
         <w:numPr>
           <w:ilvl w:val="0"/>
-          <w:numId w:val="156"/>
+          <w:numId w:val="159"/>
         </w:numPr>
       </w:pPr>
       <w:r>
@@ -88,7 +88,7 @@
         <w:pStyle w:val="ListParagraph"/>
         <w:numPr>
           <w:ilvl w:val="0"/>
-          <w:numId w:val="156"/>
+          <w:numId w:val="159"/>
         </w:numPr>
       </w:pPr>
       <w:r>
@@ -107,7 +107,7 @@
         <w:pStyle w:val="ListParagraph"/>
         <w:numPr>
           <w:ilvl w:val="0"/>
-          <w:numId w:val="156"/>
+          <w:numId w:val="159"/>
         </w:numPr>
       </w:pPr>
       <w:r>
@@ -162,7 +162,7 @@
           <wp:inline distT="0" distB="0" distL="0" distR="0">
             <wp:extent cx="4000500" cy="2649536"/>
             <wp:effectExtent b="0" l="0" r="0" t="0"/>
-            <wp:docPr id="145" name="" descr="" title=""/>
+            <wp:docPr id="148" name="" descr="" title=""/>
             <wp:cNvGraphicFramePr>
               <a:graphicFrameLocks xmlns:a="http://schemas.openxmlformats.org/drawingml/2006/main" noChangeAspect="1"/>
             </wp:cNvGraphicFramePr>
@@ -253,7 +253,7 @@
         <w:pStyle w:val="ListParagraph"/>
         <w:numPr>
           <w:ilvl w:val="0"/>
-          <w:numId w:val="157"/>
+          <w:numId w:val="160"/>
         </w:numPr>
       </w:pPr>
       <w:r>
@@ -272,7 +272,7 @@
         <w:pStyle w:val="ListParagraph"/>
         <w:numPr>
           <w:ilvl w:val="0"/>
-          <w:numId w:val="157"/>
+          <w:numId w:val="160"/>
         </w:numPr>
       </w:pPr>
       <w:r>
@@ -291,7 +291,7 @@
         <w:pStyle w:val="ListParagraph"/>
         <w:numPr>
           <w:ilvl w:val="0"/>
-          <w:numId w:val="157"/>
+          <w:numId w:val="160"/>
         </w:numPr>
       </w:pPr>
       <w:r>
@@ -324,7 +324,7 @@
           <wp:inline distT="0" distB="0" distL="0" distR="0">
             <wp:extent cx="4000500" cy="1900429"/>
             <wp:effectExtent b="0" l="0" r="0" t="0"/>
-            <wp:docPr id="146" name="" descr="" title=""/>
+            <wp:docPr id="149" name="" descr="" title=""/>
             <wp:cNvGraphicFramePr>
               <a:graphicFrameLocks xmlns:a="http://schemas.openxmlformats.org/drawingml/2006/main" noChangeAspect="1"/>
             </wp:cNvGraphicFramePr>
@@ -433,7 +433,7 @@
           <wp:inline distT="0" distB="0" distL="0" distR="0">
             <wp:extent cx="4000500" cy="4443161"/>
             <wp:effectExtent b="0" l="0" r="0" t="0"/>
-            <wp:docPr id="147" name="" descr="" title=""/>
+            <wp:docPr id="150" name="" descr="" title=""/>
             <wp:cNvGraphicFramePr>
               <a:graphicFrameLocks xmlns:a="http://schemas.openxmlformats.org/drawingml/2006/main" noChangeAspect="1"/>
             </wp:cNvGraphicFramePr>
@@ -515,7 +515,7 @@
           <wp:inline distT="0" distB="0" distL="0" distR="0">
             <wp:extent cx="4000500" cy="2486409"/>
             <wp:effectExtent b="0" l="0" r="0" t="0"/>
-            <wp:docPr id="148" name="" descr="" title=""/>
+            <wp:docPr id="151" name="" descr="" title=""/>
             <wp:cNvGraphicFramePr>
               <a:graphicFrameLocks xmlns:a="http://schemas.openxmlformats.org/drawingml/2006/main" noChangeAspect="1"/>
             </wp:cNvGraphicFramePr>
@@ -647,7 +647,7 @@
           <wp:inline distT="0" distB="0" distL="0" distR="0">
             <wp:extent cx="4000500" cy="4000500"/>
             <wp:effectExtent b="0" l="0" r="0" t="0"/>
-            <wp:docPr id="149" name="" descr="" title=""/>
+            <wp:docPr id="152" name="" descr="" title=""/>
             <wp:cNvGraphicFramePr>
               <a:graphicFrameLocks xmlns:a="http://schemas.openxmlformats.org/drawingml/2006/main" noChangeAspect="1"/>
             </wp:cNvGraphicFramePr>
@@ -770,7 +770,7 @@
           <wp:inline distT="0" distB="0" distL="0" distR="0">
             <wp:extent cx="4000500" cy="3473193"/>
             <wp:effectExtent b="0" l="0" r="0" t="0"/>
-            <wp:docPr id="150" name="" descr="" title=""/>
+            <wp:docPr id="153" name="" descr="" title=""/>
             <wp:cNvGraphicFramePr>
               <a:graphicFrameLocks xmlns:a="http://schemas.openxmlformats.org/drawingml/2006/main" noChangeAspect="1"/>
             </wp:cNvGraphicFramePr>
@@ -883,7 +883,7 @@
         <w:pStyle w:val="ListParagraph"/>
         <w:numPr>
           <w:ilvl w:val="0"/>
-          <w:numId w:val="158"/>
+          <w:numId w:val="161"/>
         </w:numPr>
       </w:pPr>
       <w:r>
@@ -895,7 +895,7 @@
         <w:pStyle w:val="ListParagraph"/>
         <w:numPr>
           <w:ilvl w:val="0"/>
-          <w:numId w:val="158"/>
+          <w:numId w:val="161"/>
         </w:numPr>
       </w:pPr>
       <w:r>
@@ -907,7 +907,7 @@
         <w:pStyle w:val="ListParagraph"/>
         <w:numPr>
           <w:ilvl w:val="0"/>
-          <w:numId w:val="158"/>
+          <w:numId w:val="161"/>
         </w:numPr>
       </w:pPr>
       <w:r>
@@ -919,7 +919,7 @@
         <w:pStyle w:val="ListParagraph"/>
         <w:numPr>
           <w:ilvl w:val="0"/>
-          <w:numId w:val="158"/>
+          <w:numId w:val="161"/>
         </w:numPr>
       </w:pPr>
       <w:r>
@@ -931,7 +931,7 @@
         <w:pStyle w:val="ListParagraph"/>
         <w:numPr>
           <w:ilvl w:val="0"/>
-          <w:numId w:val="158"/>
+          <w:numId w:val="161"/>
         </w:numPr>
       </w:pPr>
       <w:r>
@@ -963,7 +963,7 @@
       <w:r>
         <w:t xml:space="preserve">We recognize and celebrate the innovation and leadership of Plumas Wood Fiber for advancing a practical, circular solution that converts excess forest biomass into a high‑quality, peat‑free horticultural substrate while strengthening regional wildfire resilience. We also extend our deep gratitude to </w:t>
       </w:r>
-      <w:hyperlink w:history="1" r:id="rIdszx8lade4dthygr8_xdiq">
+      <w:hyperlink w:history="1" r:id="rIdqcgauigeyziebancy48ab">
         <w:r>
           <w:rPr>
             <w:rStyle w:val="Hyperlink"/>
@@ -974,7 +974,7 @@
       <w:r>
         <w:t xml:space="preserve"> for funding the Forest Business Alliance’s work with </w:t>
       </w:r>
-      <w:hyperlink w:history="1" r:id="rIdr9xapigwtnu4_0npldoeh">
+      <w:hyperlink w:history="1" r:id="rId0miey5ltshm_mbvcvut6j">
         <w:r>
           <w:rPr>
             <w:rStyle w:val="Hyperlink"/>
@@ -985,7 +985,7 @@
       <w:r>
         <w:t xml:space="preserve">, </w:t>
       </w:r>
-      <w:hyperlink w:history="1" r:id="rIdg7pfaiekvocdmfgyki0ua">
+      <w:hyperlink w:history="1" r:id="rId45iu3pasbnzxz-ugvkacf">
         <w:r>
           <w:rPr>
             <w:rStyle w:val="Hyperlink"/>
@@ -996,7 +996,7 @@
       <w:r>
         <w:t xml:space="preserve">, and other community forestry partners across California. Rural and Tribal communities engaged in the forest products sector can benefit from resources, such as the Forest Business Alliance </w:t>
       </w:r>
-      <w:hyperlink w:history="1" r:id="rIdptcc6obk1omwboneistvo">
+      <w:hyperlink w:history="1" r:id="rIddhjanyjex1qg-gqbh-nbs">
         <w:r>
           <w:rPr>
             <w:rStyle w:val="Hyperlink"/>
@@ -1007,7 +1007,7 @@
       <w:r>
         <w:t xml:space="preserve">, the </w:t>
       </w:r>
-      <w:hyperlink w:history="1" r:id="rIdbgdd6xapvww85kxpsynwe">
+      <w:hyperlink w:history="1" r:id="rId_cggkquho0jwpqspyd3g2">
         <w:r>
           <w:rPr>
             <w:rStyle w:val="Hyperlink"/>
@@ -1018,7 +1018,7 @@
       <w:r>
         <w:t xml:space="preserve">, and upcoming Forest Business Alliance </w:t>
       </w:r>
-      <w:hyperlink w:history="1" r:id="rId-li3im0qto8e_-2ansqvv">
+      <w:hyperlink w:history="1" r:id="rIdsqwetpkflii01dpkzgm4q">
         <w:r>
           <w:rPr>
             <w:rStyle w:val="Hyperlink"/>
@@ -1065,7 +1065,7 @@
         <wp:inline distT="0" distB="0" distL="0" distR="0">
           <wp:extent cx="608542" cy="105833"/>
           <wp:effectExtent b="0" l="0" r="0" t="0"/>
-          <wp:docPr id="151" name="" descr="" title=""/>
+          <wp:docPr id="154" name="" descr="" title=""/>
           <wp:cNvGraphicFramePr>
             <a:graphicFrameLocks xmlns:a="http://schemas.openxmlformats.org/drawingml/2006/main" noChangeAspect="1"/>
           </wp:cNvGraphicFramePr>
@@ -1143,264 +1143,264 @@
 
 <file path=word/numbering.xml><?xml version="1.0" encoding="utf-8"?>
 <w:numbering xmlns:wpc="http://schemas.microsoft.com/office/word/2010/wordprocessingCanvas" xmlns:mc="http://schemas.openxmlformats.org/markup-compatibility/2006" xmlns:o="urn:schemas-microsoft-com:office:office" xmlns:r="http://schemas.openxmlformats.org/officeDocument/2006/relationships" xmlns:m="http://schemas.openxmlformats.org/officeDocument/2006/math" xmlns:v="urn:schemas-microsoft-com:vml" xmlns:wp14="http://schemas.microsoft.com/office/word/2010/wordprocessingDrawing" xmlns:wp="http://schemas.openxmlformats.org/drawingml/2006/wordprocessingDrawing" xmlns:w10="urn:schemas-microsoft-com:office:word" xmlns:w="http://schemas.openxmlformats.org/wordprocessingml/2006/main" xmlns:w14="http://schemas.microsoft.com/office/word/2010/wordml" xmlns:w15="http://schemas.microsoft.com/office/word/2012/wordml" xmlns:wpg="http://schemas.microsoft.com/office/word/2010/wordprocessingGroup" xmlns:wpi="http://schemas.microsoft.com/office/word/2010/wordprocessingInk" xmlns:wne="http://schemas.microsoft.com/office/word/2006/wordml" xmlns:wps="http://schemas.microsoft.com/office/word/2010/wordprocessingShape" mc:Ignorable="w14 w15 wp14">
-  <w:abstractNum w:abstractNumId="152" w15:restartNumberingAfterBreak="0">
-    <w:multiLevelType w:val="hybridMultilevel"/>
-    <w:lvl w:ilvl="0" w15:tentative="1">
-      <w:start w:val="1"/>
-      <w:numFmt w:val="bullet"/>
-      <w:lvlText w:val="●"/>
-      <w:lvlJc w:val="left"/>
-      <w:pPr>
-        <w:ind w:left="720" w:hanging="360"/>
-      </w:pPr>
-    </w:lvl>
-    <w:lvl w:ilvl="1" w15:tentative="1">
-      <w:start w:val="1"/>
-      <w:numFmt w:val="bullet"/>
-      <w:lvlText w:val="○"/>
-      <w:lvlJc w:val="left"/>
-      <w:pPr>
-        <w:ind w:left="1440" w:hanging="360"/>
-      </w:pPr>
-    </w:lvl>
-    <w:lvl w:ilvl="2" w15:tentative="1">
-      <w:start w:val="1"/>
-      <w:numFmt w:val="bullet"/>
-      <w:lvlText w:val="■"/>
-      <w:lvlJc w:val="left"/>
-      <w:pPr>
-        <w:ind w:left="2160" w:hanging="360"/>
-      </w:pPr>
-    </w:lvl>
-    <w:lvl w:ilvl="3" w15:tentative="1">
-      <w:start w:val="1"/>
-      <w:numFmt w:val="bullet"/>
-      <w:lvlText w:val="●"/>
-      <w:lvlJc w:val="left"/>
-      <w:pPr>
-        <w:ind w:left="2880" w:hanging="360"/>
-      </w:pPr>
-    </w:lvl>
-    <w:lvl w:ilvl="4" w15:tentative="1">
-      <w:start w:val="1"/>
-      <w:numFmt w:val="bullet"/>
-      <w:lvlText w:val="○"/>
-      <w:lvlJc w:val="left"/>
-      <w:pPr>
-        <w:ind w:left="3600" w:hanging="360"/>
-      </w:pPr>
-    </w:lvl>
-    <w:lvl w:ilvl="5" w15:tentative="1">
-      <w:start w:val="1"/>
-      <w:numFmt w:val="bullet"/>
-      <w:lvlText w:val="■"/>
-      <w:lvlJc w:val="left"/>
-      <w:pPr>
-        <w:ind w:left="4320" w:hanging="360"/>
-      </w:pPr>
-    </w:lvl>
-    <w:lvl w:ilvl="6" w15:tentative="1">
-      <w:start w:val="1"/>
-      <w:numFmt w:val="bullet"/>
-      <w:lvlText w:val="●"/>
-      <w:lvlJc w:val="left"/>
-      <w:pPr>
-        <w:ind w:left="5040" w:hanging="360"/>
-      </w:pPr>
-    </w:lvl>
-    <w:lvl w:ilvl="7" w15:tentative="1">
-      <w:start w:val="1"/>
-      <w:numFmt w:val="bullet"/>
-      <w:lvlText w:val="●"/>
-      <w:lvlJc w:val="left"/>
-      <w:pPr>
-        <w:ind w:left="5760" w:hanging="360"/>
-      </w:pPr>
-    </w:lvl>
-    <w:lvl w:ilvl="8" w15:tentative="1">
-      <w:start w:val="1"/>
-      <w:numFmt w:val="bullet"/>
-      <w:lvlText w:val="●"/>
-      <w:lvlJc w:val="left"/>
-      <w:pPr>
-        <w:ind w:left="6480" w:hanging="360"/>
-      </w:pPr>
-    </w:lvl>
-  </w:abstractNum>
-  <w:abstractNum w:abstractNumId="153" w15:restartNumberingAfterBreak="0">
-    <w:multiLevelType w:val="hybridMultilevel"/>
-    <w:lvl w:ilvl="0" w15:tentative="1">
-      <w:start w:val="1"/>
-      <w:numFmt w:val="bullet"/>
-      <w:lvlText w:val="●"/>
-      <w:lvlJc w:val="start"/>
-      <w:pPr>
-        <w:ind w:left="720" w:hanging="259"/>
-      </w:pPr>
-    </w:lvl>
-    <w:lvl w:ilvl="1" w15:tentative="1">
-      <w:start w:val="1"/>
-      <w:numFmt w:val="bullet"/>
-      <w:lvlText w:val="○"/>
-      <w:lvlJc w:val="start"/>
-      <w:pPr>
-        <w:ind w:left="1440" w:hanging="259"/>
-      </w:pPr>
-    </w:lvl>
-    <w:lvl w:ilvl="2" w15:tentative="1">
-      <w:start w:val="1"/>
-      <w:numFmt w:val="bullet"/>
-      <w:lvlText w:val="■"/>
-      <w:lvlJc w:val="start"/>
-      <w:pPr>
-        <w:ind w:left="2160" w:hanging="259"/>
-      </w:pPr>
-    </w:lvl>
-    <w:lvl w:ilvl="3" w15:tentative="1">
-      <w:start w:val="1"/>
-      <w:numFmt w:val="bullet"/>
-      <w:lvlText w:val="●"/>
-      <w:lvlJc w:val="start"/>
-      <w:pPr>
-        <w:ind w:left="2880" w:hanging="259"/>
-      </w:pPr>
-    </w:lvl>
-    <w:lvl w:ilvl="4" w15:tentative="1">
-      <w:start w:val="1"/>
-      <w:numFmt w:val="bullet"/>
-      <w:lvlText w:val="○"/>
-      <w:lvlJc w:val="start"/>
-      <w:pPr>
-        <w:ind w:left="3600" w:hanging="259"/>
-      </w:pPr>
-    </w:lvl>
-    <w:lvl w:ilvl="5" w15:tentative="1">
-      <w:start w:val="1"/>
-      <w:numFmt w:val="bullet"/>
-      <w:lvlText w:val="■"/>
-      <w:lvlJc w:val="start"/>
-      <w:pPr>
-        <w:ind w:left="4320" w:hanging="259"/>
-      </w:pPr>
-    </w:lvl>
-    <w:lvl w:ilvl="6" w15:tentative="1">
-      <w:start w:val="1"/>
-      <w:numFmt w:val="bullet"/>
-      <w:lvlText w:val="●"/>
-      <w:lvlJc w:val="start"/>
-      <w:pPr>
-        <w:ind w:left="5040" w:hanging="259"/>
-      </w:pPr>
-    </w:lvl>
-    <w:lvl w:ilvl="7" w15:tentative="1">
-      <w:start w:val="1"/>
-      <w:numFmt w:val="bullet"/>
-      <w:lvlText w:val="○"/>
-      <w:lvlJc w:val="start"/>
-      <w:pPr>
-        <w:ind w:left="5760" w:hanging="259"/>
-      </w:pPr>
-    </w:lvl>
-    <w:lvl w:ilvl="8" w15:tentative="1">
-      <w:start w:val="1"/>
-      <w:numFmt w:val="bullet"/>
-      <w:lvlText w:val="■"/>
-      <w:lvlJc w:val="start"/>
-      <w:pPr>
-        <w:ind w:left="6480" w:hanging="259"/>
-      </w:pPr>
-    </w:lvl>
-  </w:abstractNum>
-  <w:abstractNum w:abstractNumId="154" w15:restartNumberingAfterBreak="0">
-    <w:multiLevelType w:val="hybridMultilevel"/>
-    <w:lvl w:ilvl="0" w15:tentative="1">
-      <w:start w:val="1"/>
-      <w:numFmt w:val="decimal"/>
-      <w:lvlText w:val="%1."/>
-      <w:lvlJc w:val="start"/>
-      <w:pPr>
-        <w:ind w:left="720" w:hanging="259"/>
-      </w:pPr>
-    </w:lvl>
-    <w:lvl w:ilvl="1" w15:tentative="1">
-      <w:start w:val="1"/>
-      <w:numFmt w:val="lowerLetter"/>
-      <w:lvlText w:val="%2."/>
-      <w:lvlJc w:val="start"/>
-      <w:pPr>
-        <w:ind w:left="1440" w:hanging="259"/>
-      </w:pPr>
-    </w:lvl>
-    <w:lvl w:ilvl="2" w15:tentative="1">
-      <w:start w:val="1"/>
-      <w:numFmt w:val="lowerRoman"/>
-      <w:lvlText w:val="%3."/>
-      <w:lvlJc w:val="start"/>
-      <w:pPr>
-        <w:ind w:left="2160" w:hanging="259"/>
-      </w:pPr>
-    </w:lvl>
-    <w:lvl w:ilvl="3" w15:tentative="1">
-      <w:start w:val="1"/>
-      <w:numFmt w:val="decimal"/>
-      <w:lvlText w:val="%4."/>
-      <w:lvlJc w:val="start"/>
-      <w:pPr>
-        <w:ind w:left="2880" w:hanging="259"/>
-      </w:pPr>
-    </w:lvl>
-    <w:lvl w:ilvl="4" w15:tentative="1">
-      <w:start w:val="1"/>
-      <w:numFmt w:val="lowerLetter"/>
-      <w:lvlText w:val="%5."/>
-      <w:lvlJc w:val="start"/>
-      <w:pPr>
-        <w:ind w:left="3600" w:hanging="259"/>
-      </w:pPr>
-    </w:lvl>
-    <w:lvl w:ilvl="5" w15:tentative="1">
-      <w:start w:val="1"/>
-      <w:numFmt w:val="lowerRoman"/>
-      <w:lvlText w:val="%6."/>
-      <w:lvlJc w:val="start"/>
-      <w:pPr>
-        <w:ind w:left="4320" w:hanging="259"/>
-      </w:pPr>
-    </w:lvl>
-    <w:lvl w:ilvl="6" w15:tentative="1">
-      <w:start w:val="1"/>
-      <w:numFmt w:val="decimal"/>
-      <w:lvlText w:val="%7."/>
-      <w:lvlJc w:val="start"/>
-      <w:pPr>
-        <w:ind w:left="5040" w:hanging="259"/>
-      </w:pPr>
-    </w:lvl>
-    <w:lvl w:ilvl="7" w15:tentative="1">
-      <w:start w:val="1"/>
-      <w:numFmt w:val="lowerLetter"/>
-      <w:lvlText w:val="%8."/>
-      <w:lvlJc w:val="start"/>
-      <w:pPr>
-        <w:ind w:left="5760" w:hanging="259"/>
-      </w:pPr>
-    </w:lvl>
-    <w:lvl w:ilvl="8" w15:tentative="1">
-      <w:start w:val="1"/>
-      <w:numFmt w:val="lowerRoman"/>
-      <w:lvlText w:val="%9."/>
-      <w:lvlJc w:val="start"/>
-      <w:pPr>
-        <w:ind w:left="6480" w:hanging="259"/>
-      </w:pPr>
-    </w:lvl>
-  </w:abstractNum>
   <w:abstractNum w:abstractNumId="155" w15:restartNumberingAfterBreak="0">
     <w:multiLevelType w:val="hybridMultilevel"/>
     <w:lvl w:ilvl="0" w15:tentative="1">
       <w:start w:val="1"/>
       <w:numFmt w:val="bullet"/>
       <w:lvlText w:val="●"/>
+      <w:lvlJc w:val="left"/>
+      <w:pPr>
+        <w:ind w:left="720" w:hanging="360"/>
+      </w:pPr>
+    </w:lvl>
+    <w:lvl w:ilvl="1" w15:tentative="1">
+      <w:start w:val="1"/>
+      <w:numFmt w:val="bullet"/>
+      <w:lvlText w:val="○"/>
+      <w:lvlJc w:val="left"/>
+      <w:pPr>
+        <w:ind w:left="1440" w:hanging="360"/>
+      </w:pPr>
+    </w:lvl>
+    <w:lvl w:ilvl="2" w15:tentative="1">
+      <w:start w:val="1"/>
+      <w:numFmt w:val="bullet"/>
+      <w:lvlText w:val="■"/>
+      <w:lvlJc w:val="left"/>
+      <w:pPr>
+        <w:ind w:left="2160" w:hanging="360"/>
+      </w:pPr>
+    </w:lvl>
+    <w:lvl w:ilvl="3" w15:tentative="1">
+      <w:start w:val="1"/>
+      <w:numFmt w:val="bullet"/>
+      <w:lvlText w:val="●"/>
+      <w:lvlJc w:val="left"/>
+      <w:pPr>
+        <w:ind w:left="2880" w:hanging="360"/>
+      </w:pPr>
+    </w:lvl>
+    <w:lvl w:ilvl="4" w15:tentative="1">
+      <w:start w:val="1"/>
+      <w:numFmt w:val="bullet"/>
+      <w:lvlText w:val="○"/>
+      <w:lvlJc w:val="left"/>
+      <w:pPr>
+        <w:ind w:left="3600" w:hanging="360"/>
+      </w:pPr>
+    </w:lvl>
+    <w:lvl w:ilvl="5" w15:tentative="1">
+      <w:start w:val="1"/>
+      <w:numFmt w:val="bullet"/>
+      <w:lvlText w:val="■"/>
+      <w:lvlJc w:val="left"/>
+      <w:pPr>
+        <w:ind w:left="4320" w:hanging="360"/>
+      </w:pPr>
+    </w:lvl>
+    <w:lvl w:ilvl="6" w15:tentative="1">
+      <w:start w:val="1"/>
+      <w:numFmt w:val="bullet"/>
+      <w:lvlText w:val="●"/>
+      <w:lvlJc w:val="left"/>
+      <w:pPr>
+        <w:ind w:left="5040" w:hanging="360"/>
+      </w:pPr>
+    </w:lvl>
+    <w:lvl w:ilvl="7" w15:tentative="1">
+      <w:start w:val="1"/>
+      <w:numFmt w:val="bullet"/>
+      <w:lvlText w:val="●"/>
+      <w:lvlJc w:val="left"/>
+      <w:pPr>
+        <w:ind w:left="5760" w:hanging="360"/>
+      </w:pPr>
+    </w:lvl>
+    <w:lvl w:ilvl="8" w15:tentative="1">
+      <w:start w:val="1"/>
+      <w:numFmt w:val="bullet"/>
+      <w:lvlText w:val="●"/>
+      <w:lvlJc w:val="left"/>
+      <w:pPr>
+        <w:ind w:left="6480" w:hanging="360"/>
+      </w:pPr>
+    </w:lvl>
+  </w:abstractNum>
+  <w:abstractNum w:abstractNumId="156" w15:restartNumberingAfterBreak="0">
+    <w:multiLevelType w:val="hybridMultilevel"/>
+    <w:lvl w:ilvl="0" w15:tentative="1">
+      <w:start w:val="1"/>
+      <w:numFmt w:val="bullet"/>
+      <w:lvlText w:val="●"/>
+      <w:lvlJc w:val="start"/>
+      <w:pPr>
+        <w:ind w:left="720" w:hanging="259"/>
+      </w:pPr>
+    </w:lvl>
+    <w:lvl w:ilvl="1" w15:tentative="1">
+      <w:start w:val="1"/>
+      <w:numFmt w:val="bullet"/>
+      <w:lvlText w:val="○"/>
+      <w:lvlJc w:val="start"/>
+      <w:pPr>
+        <w:ind w:left="1440" w:hanging="259"/>
+      </w:pPr>
+    </w:lvl>
+    <w:lvl w:ilvl="2" w15:tentative="1">
+      <w:start w:val="1"/>
+      <w:numFmt w:val="bullet"/>
+      <w:lvlText w:val="■"/>
+      <w:lvlJc w:val="start"/>
+      <w:pPr>
+        <w:ind w:left="2160" w:hanging="259"/>
+      </w:pPr>
+    </w:lvl>
+    <w:lvl w:ilvl="3" w15:tentative="1">
+      <w:start w:val="1"/>
+      <w:numFmt w:val="bullet"/>
+      <w:lvlText w:val="●"/>
+      <w:lvlJc w:val="start"/>
+      <w:pPr>
+        <w:ind w:left="2880" w:hanging="259"/>
+      </w:pPr>
+    </w:lvl>
+    <w:lvl w:ilvl="4" w15:tentative="1">
+      <w:start w:val="1"/>
+      <w:numFmt w:val="bullet"/>
+      <w:lvlText w:val="○"/>
+      <w:lvlJc w:val="start"/>
+      <w:pPr>
+        <w:ind w:left="3600" w:hanging="259"/>
+      </w:pPr>
+    </w:lvl>
+    <w:lvl w:ilvl="5" w15:tentative="1">
+      <w:start w:val="1"/>
+      <w:numFmt w:val="bullet"/>
+      <w:lvlText w:val="■"/>
+      <w:lvlJc w:val="start"/>
+      <w:pPr>
+        <w:ind w:left="4320" w:hanging="259"/>
+      </w:pPr>
+    </w:lvl>
+    <w:lvl w:ilvl="6" w15:tentative="1">
+      <w:start w:val="1"/>
+      <w:numFmt w:val="bullet"/>
+      <w:lvlText w:val="●"/>
+      <w:lvlJc w:val="start"/>
+      <w:pPr>
+        <w:ind w:left="5040" w:hanging="259"/>
+      </w:pPr>
+    </w:lvl>
+    <w:lvl w:ilvl="7" w15:tentative="1">
+      <w:start w:val="1"/>
+      <w:numFmt w:val="bullet"/>
+      <w:lvlText w:val="○"/>
+      <w:lvlJc w:val="start"/>
+      <w:pPr>
+        <w:ind w:left="5760" w:hanging="259"/>
+      </w:pPr>
+    </w:lvl>
+    <w:lvl w:ilvl="8" w15:tentative="1">
+      <w:start w:val="1"/>
+      <w:numFmt w:val="bullet"/>
+      <w:lvlText w:val="■"/>
+      <w:lvlJc w:val="start"/>
+      <w:pPr>
+        <w:ind w:left="6480" w:hanging="259"/>
+      </w:pPr>
+    </w:lvl>
+  </w:abstractNum>
+  <w:abstractNum w:abstractNumId="157" w15:restartNumberingAfterBreak="0">
+    <w:multiLevelType w:val="hybridMultilevel"/>
+    <w:lvl w:ilvl="0" w15:tentative="1">
+      <w:start w:val="1"/>
+      <w:numFmt w:val="decimal"/>
+      <w:lvlText w:val="%1."/>
+      <w:lvlJc w:val="start"/>
+      <w:pPr>
+        <w:ind w:left="720" w:hanging="259"/>
+      </w:pPr>
+    </w:lvl>
+    <w:lvl w:ilvl="1" w15:tentative="1">
+      <w:start w:val="1"/>
+      <w:numFmt w:val="lowerLetter"/>
+      <w:lvlText w:val="%2."/>
+      <w:lvlJc w:val="start"/>
+      <w:pPr>
+        <w:ind w:left="1440" w:hanging="259"/>
+      </w:pPr>
+    </w:lvl>
+    <w:lvl w:ilvl="2" w15:tentative="1">
+      <w:start w:val="1"/>
+      <w:numFmt w:val="lowerRoman"/>
+      <w:lvlText w:val="%3."/>
+      <w:lvlJc w:val="start"/>
+      <w:pPr>
+        <w:ind w:left="2160" w:hanging="259"/>
+      </w:pPr>
+    </w:lvl>
+    <w:lvl w:ilvl="3" w15:tentative="1">
+      <w:start w:val="1"/>
+      <w:numFmt w:val="decimal"/>
+      <w:lvlText w:val="%4."/>
+      <w:lvlJc w:val="start"/>
+      <w:pPr>
+        <w:ind w:left="2880" w:hanging="259"/>
+      </w:pPr>
+    </w:lvl>
+    <w:lvl w:ilvl="4" w15:tentative="1">
+      <w:start w:val="1"/>
+      <w:numFmt w:val="lowerLetter"/>
+      <w:lvlText w:val="%5."/>
+      <w:lvlJc w:val="start"/>
+      <w:pPr>
+        <w:ind w:left="3600" w:hanging="259"/>
+      </w:pPr>
+    </w:lvl>
+    <w:lvl w:ilvl="5" w15:tentative="1">
+      <w:start w:val="1"/>
+      <w:numFmt w:val="lowerRoman"/>
+      <w:lvlText w:val="%6."/>
+      <w:lvlJc w:val="start"/>
+      <w:pPr>
+        <w:ind w:left="4320" w:hanging="259"/>
+      </w:pPr>
+    </w:lvl>
+    <w:lvl w:ilvl="6" w15:tentative="1">
+      <w:start w:val="1"/>
+      <w:numFmt w:val="decimal"/>
+      <w:lvlText w:val="%7."/>
+      <w:lvlJc w:val="start"/>
+      <w:pPr>
+        <w:ind w:left="5040" w:hanging="259"/>
+      </w:pPr>
+    </w:lvl>
+    <w:lvl w:ilvl="7" w15:tentative="1">
+      <w:start w:val="1"/>
+      <w:numFmt w:val="lowerLetter"/>
+      <w:lvlText w:val="%8."/>
+      <w:lvlJc w:val="start"/>
+      <w:pPr>
+        <w:ind w:left="5760" w:hanging="259"/>
+      </w:pPr>
+    </w:lvl>
+    <w:lvl w:ilvl="8" w15:tentative="1">
+      <w:start w:val="1"/>
+      <w:numFmt w:val="lowerRoman"/>
+      <w:lvlText w:val="%9."/>
+      <w:lvlJc w:val="start"/>
+      <w:pPr>
+        <w:ind w:left="6480" w:hanging="259"/>
+      </w:pPr>
+    </w:lvl>
+  </w:abstractNum>
+  <w:abstractNum w:abstractNumId="158" w15:restartNumberingAfterBreak="0">
+    <w:multiLevelType w:val="hybridMultilevel"/>
+    <w:lvl w:ilvl="0" w15:tentative="1">
+      <w:start w:val="1"/>
+      <w:numFmt w:val="bullet"/>
+      <w:lvlText w:val="●"/>
       <w:lvlJc w:val="start"/>
       <w:pPr>
         <w:ind w:left="720" w:hanging="259"/>
@@ -1480,25 +1480,25 @@
     </w:lvl>
   </w:abstractNum>
   <w:num w:numId="1">
-    <w:abstractNumId w:val="152"/>
+    <w:abstractNumId w:val="155"/>
     <w:lvlOverride w:ilvl="0">
       <w:startOverride w:val="1"/>
     </w:lvlOverride>
   </w:num>
-  <w:num w:numId="156">
-    <w:abstractNumId w:val="153"/>
+  <w:num w:numId="159">
+    <w:abstractNumId w:val="156"/>
     <w:lvlOverride w:ilvl="0">
       <w:startOverride w:val="1"/>
     </w:lvlOverride>
   </w:num>
-  <w:num w:numId="157">
-    <w:abstractNumId w:val="154"/>
+  <w:num w:numId="160">
+    <w:abstractNumId w:val="157"/>
     <w:lvlOverride w:ilvl="0">
       <w:startOverride w:val="1"/>
     </w:lvlOverride>
   </w:num>
-  <w:num w:numId="158">
-    <w:abstractNumId w:val="155"/>
+  <w:num w:numId="161">
+    <w:abstractNumId w:val="158"/>
     <w:lvlOverride w:ilvl="0">
       <w:startOverride w:val="1"/>
     </w:lvlOverride>

--- a/chapters/exports/pwf.docx
+++ b/chapters/exports/pwf.docx
@@ -31,7 +31,7 @@
         <w:pStyle w:val="ListParagraph"/>
         <w:numPr>
           <w:ilvl w:val="0"/>
-          <w:numId w:val="159"/>
+          <w:numId w:val="155"/>
         </w:numPr>
       </w:pPr>
       <w:r>
@@ -50,7 +50,7 @@
         <w:pStyle w:val="ListParagraph"/>
         <w:numPr>
           <w:ilvl w:val="0"/>
-          <w:numId w:val="159"/>
+          <w:numId w:val="155"/>
         </w:numPr>
       </w:pPr>
       <w:r>
@@ -69,7 +69,7 @@
         <w:pStyle w:val="ListParagraph"/>
         <w:numPr>
           <w:ilvl w:val="0"/>
-          <w:numId w:val="159"/>
+          <w:numId w:val="155"/>
         </w:numPr>
       </w:pPr>
       <w:r>
@@ -88,7 +88,7 @@
         <w:pStyle w:val="ListParagraph"/>
         <w:numPr>
           <w:ilvl w:val="0"/>
-          <w:numId w:val="159"/>
+          <w:numId w:val="155"/>
         </w:numPr>
       </w:pPr>
       <w:r>
@@ -107,7 +107,7 @@
         <w:pStyle w:val="ListParagraph"/>
         <w:numPr>
           <w:ilvl w:val="0"/>
-          <w:numId w:val="159"/>
+          <w:numId w:val="155"/>
         </w:numPr>
       </w:pPr>
       <w:r>
@@ -162,7 +162,7 @@
           <wp:inline distT="0" distB="0" distL="0" distR="0">
             <wp:extent cx="4000500" cy="2649536"/>
             <wp:effectExtent b="0" l="0" r="0" t="0"/>
-            <wp:docPr id="148" name="" descr="" title=""/>
+            <wp:docPr id="144" name="" descr="" title=""/>
             <wp:cNvGraphicFramePr>
               <a:graphicFrameLocks xmlns:a="http://schemas.openxmlformats.org/drawingml/2006/main" noChangeAspect="1"/>
             </wp:cNvGraphicFramePr>
@@ -253,7 +253,7 @@
         <w:pStyle w:val="ListParagraph"/>
         <w:numPr>
           <w:ilvl w:val="0"/>
-          <w:numId w:val="160"/>
+          <w:numId w:val="156"/>
         </w:numPr>
       </w:pPr>
       <w:r>
@@ -272,7 +272,7 @@
         <w:pStyle w:val="ListParagraph"/>
         <w:numPr>
           <w:ilvl w:val="0"/>
-          <w:numId w:val="160"/>
+          <w:numId w:val="156"/>
         </w:numPr>
       </w:pPr>
       <w:r>
@@ -291,7 +291,7 @@
         <w:pStyle w:val="ListParagraph"/>
         <w:numPr>
           <w:ilvl w:val="0"/>
-          <w:numId w:val="160"/>
+          <w:numId w:val="156"/>
         </w:numPr>
       </w:pPr>
       <w:r>
@@ -324,7 +324,7 @@
           <wp:inline distT="0" distB="0" distL="0" distR="0">
             <wp:extent cx="4000500" cy="1900429"/>
             <wp:effectExtent b="0" l="0" r="0" t="0"/>
-            <wp:docPr id="149" name="" descr="" title=""/>
+            <wp:docPr id="145" name="" descr="" title=""/>
             <wp:cNvGraphicFramePr>
               <a:graphicFrameLocks xmlns:a="http://schemas.openxmlformats.org/drawingml/2006/main" noChangeAspect="1"/>
             </wp:cNvGraphicFramePr>
@@ -433,7 +433,7 @@
           <wp:inline distT="0" distB="0" distL="0" distR="0">
             <wp:extent cx="4000500" cy="4443161"/>
             <wp:effectExtent b="0" l="0" r="0" t="0"/>
-            <wp:docPr id="150" name="" descr="" title=""/>
+            <wp:docPr id="146" name="" descr="" title=""/>
             <wp:cNvGraphicFramePr>
               <a:graphicFrameLocks xmlns:a="http://schemas.openxmlformats.org/drawingml/2006/main" noChangeAspect="1"/>
             </wp:cNvGraphicFramePr>
@@ -515,7 +515,7 @@
           <wp:inline distT="0" distB="0" distL="0" distR="0">
             <wp:extent cx="4000500" cy="2486409"/>
             <wp:effectExtent b="0" l="0" r="0" t="0"/>
-            <wp:docPr id="151" name="" descr="" title=""/>
+            <wp:docPr id="147" name="" descr="" title=""/>
             <wp:cNvGraphicFramePr>
               <a:graphicFrameLocks xmlns:a="http://schemas.openxmlformats.org/drawingml/2006/main" noChangeAspect="1"/>
             </wp:cNvGraphicFramePr>
@@ -647,7 +647,7 @@
           <wp:inline distT="0" distB="0" distL="0" distR="0">
             <wp:extent cx="4000500" cy="4000500"/>
             <wp:effectExtent b="0" l="0" r="0" t="0"/>
-            <wp:docPr id="152" name="" descr="" title=""/>
+            <wp:docPr id="148" name="" descr="" title=""/>
             <wp:cNvGraphicFramePr>
               <a:graphicFrameLocks xmlns:a="http://schemas.openxmlformats.org/drawingml/2006/main" noChangeAspect="1"/>
             </wp:cNvGraphicFramePr>
@@ -770,7 +770,7 @@
           <wp:inline distT="0" distB="0" distL="0" distR="0">
             <wp:extent cx="4000500" cy="3473193"/>
             <wp:effectExtent b="0" l="0" r="0" t="0"/>
-            <wp:docPr id="153" name="" descr="" title=""/>
+            <wp:docPr id="149" name="" descr="" title=""/>
             <wp:cNvGraphicFramePr>
               <a:graphicFrameLocks xmlns:a="http://schemas.openxmlformats.org/drawingml/2006/main" noChangeAspect="1"/>
             </wp:cNvGraphicFramePr>
@@ -883,7 +883,7 @@
         <w:pStyle w:val="ListParagraph"/>
         <w:numPr>
           <w:ilvl w:val="0"/>
-          <w:numId w:val="161"/>
+          <w:numId w:val="157"/>
         </w:numPr>
       </w:pPr>
       <w:r>
@@ -895,7 +895,7 @@
         <w:pStyle w:val="ListParagraph"/>
         <w:numPr>
           <w:ilvl w:val="0"/>
-          <w:numId w:val="161"/>
+          <w:numId w:val="157"/>
         </w:numPr>
       </w:pPr>
       <w:r>
@@ -907,7 +907,7 @@
         <w:pStyle w:val="ListParagraph"/>
         <w:numPr>
           <w:ilvl w:val="0"/>
-          <w:numId w:val="161"/>
+          <w:numId w:val="157"/>
         </w:numPr>
       </w:pPr>
       <w:r>
@@ -919,7 +919,7 @@
         <w:pStyle w:val="ListParagraph"/>
         <w:numPr>
           <w:ilvl w:val="0"/>
-          <w:numId w:val="161"/>
+          <w:numId w:val="157"/>
         </w:numPr>
       </w:pPr>
       <w:r>
@@ -931,7 +931,7 @@
         <w:pStyle w:val="ListParagraph"/>
         <w:numPr>
           <w:ilvl w:val="0"/>
-          <w:numId w:val="161"/>
+          <w:numId w:val="157"/>
         </w:numPr>
       </w:pPr>
       <w:r>
@@ -963,7 +963,7 @@
       <w:r>
         <w:t xml:space="preserve">We recognize and celebrate the innovation and leadership of Plumas Wood Fiber for advancing a practical, circular solution that converts excess forest biomass into a high‑quality, peat‑free horticultural substrate while strengthening regional wildfire resilience. We also extend our deep gratitude to </w:t>
       </w:r>
-      <w:hyperlink w:history="1" r:id="rIdqcgauigeyziebancy48ab">
+      <w:hyperlink w:history="1" r:id="rIdpvljn2nl6oblqshvabh8n">
         <w:r>
           <w:rPr>
             <w:rStyle w:val="Hyperlink"/>
@@ -974,7 +974,7 @@
       <w:r>
         <w:t xml:space="preserve"> for funding the Forest Business Alliance’s work with </w:t>
       </w:r>
-      <w:hyperlink w:history="1" r:id="rId0miey5ltshm_mbvcvut6j">
+      <w:hyperlink w:history="1" r:id="rIdcloxky7br7pbqmleo5kwh">
         <w:r>
           <w:rPr>
             <w:rStyle w:val="Hyperlink"/>
@@ -985,7 +985,7 @@
       <w:r>
         <w:t xml:space="preserve">, </w:t>
       </w:r>
-      <w:hyperlink w:history="1" r:id="rId45iu3pasbnzxz-ugvkacf">
+      <w:hyperlink w:history="1" r:id="rId1jb97erfg1zcuwuzp5vbd">
         <w:r>
           <w:rPr>
             <w:rStyle w:val="Hyperlink"/>
@@ -996,7 +996,7 @@
       <w:r>
         <w:t xml:space="preserve">, and other community forestry partners across California. Rural and Tribal communities engaged in the forest products sector can benefit from resources, such as the Forest Business Alliance </w:t>
       </w:r>
-      <w:hyperlink w:history="1" r:id="rIddhjanyjex1qg-gqbh-nbs">
+      <w:hyperlink w:history="1" r:id="rId6fo2rjs-zfvb8ghhtjiye">
         <w:r>
           <w:rPr>
             <w:rStyle w:val="Hyperlink"/>
@@ -1007,7 +1007,7 @@
       <w:r>
         <w:t xml:space="preserve">, the </w:t>
       </w:r>
-      <w:hyperlink w:history="1" r:id="rId_cggkquho0jwpqspyd3g2">
+      <w:hyperlink w:history="1" r:id="rIdl8znuzcc7jci-go1jwhec">
         <w:r>
           <w:rPr>
             <w:rStyle w:val="Hyperlink"/>
@@ -1018,7 +1018,7 @@
       <w:r>
         <w:t xml:space="preserve">, and upcoming Forest Business Alliance </w:t>
       </w:r>
-      <w:hyperlink w:history="1" r:id="rIdsqwetpkflii01dpkzgm4q">
+      <w:hyperlink w:history="1" r:id="rIdmsy5yqcsk-dw5laastsdq">
         <w:r>
           <w:rPr>
             <w:rStyle w:val="Hyperlink"/>
@@ -1065,7 +1065,7 @@
         <wp:inline distT="0" distB="0" distL="0" distR="0">
           <wp:extent cx="608542" cy="105833"/>
           <wp:effectExtent b="0" l="0" r="0" t="0"/>
-          <wp:docPr id="154" name="" descr="" title=""/>
+          <wp:docPr id="150" name="" descr="" title=""/>
           <wp:cNvGraphicFramePr>
             <a:graphicFrameLocks xmlns:a="http://schemas.openxmlformats.org/drawingml/2006/main" noChangeAspect="1"/>
           </wp:cNvGraphicFramePr>
@@ -1143,7 +1143,7 @@
 
 <file path=word/numbering.xml><?xml version="1.0" encoding="utf-8"?>
 <w:numbering xmlns:wpc="http://schemas.microsoft.com/office/word/2010/wordprocessingCanvas" xmlns:mc="http://schemas.openxmlformats.org/markup-compatibility/2006" xmlns:o="urn:schemas-microsoft-com:office:office" xmlns:r="http://schemas.openxmlformats.org/officeDocument/2006/relationships" xmlns:m="http://schemas.openxmlformats.org/officeDocument/2006/math" xmlns:v="urn:schemas-microsoft-com:vml" xmlns:wp14="http://schemas.microsoft.com/office/word/2010/wordprocessingDrawing" xmlns:wp="http://schemas.openxmlformats.org/drawingml/2006/wordprocessingDrawing" xmlns:w10="urn:schemas-microsoft-com:office:word" xmlns:w="http://schemas.openxmlformats.org/wordprocessingml/2006/main" xmlns:w14="http://schemas.microsoft.com/office/word/2010/wordml" xmlns:w15="http://schemas.microsoft.com/office/word/2012/wordml" xmlns:wpg="http://schemas.microsoft.com/office/word/2010/wordprocessingGroup" xmlns:wpi="http://schemas.microsoft.com/office/word/2010/wordprocessingInk" xmlns:wne="http://schemas.microsoft.com/office/word/2006/wordml" xmlns:wps="http://schemas.microsoft.com/office/word/2010/wordprocessingShape" mc:Ignorable="w14 w15 wp14">
-  <w:abstractNum w:abstractNumId="155" w15:restartNumberingAfterBreak="0">
+  <w:abstractNum w:abstractNumId="151" w15:restartNumberingAfterBreak="0">
     <w:multiLevelType w:val="hybridMultilevel"/>
     <w:lvl w:ilvl="0" w15:tentative="1">
       <w:start w:val="1"/>
@@ -1227,7 +1227,7 @@
       </w:pPr>
     </w:lvl>
   </w:abstractNum>
-  <w:abstractNum w:abstractNumId="156" w15:restartNumberingAfterBreak="0">
+  <w:abstractNum w:abstractNumId="152" w15:restartNumberingAfterBreak="0">
     <w:multiLevelType w:val="hybridMultilevel"/>
     <w:lvl w:ilvl="0" w15:tentative="1">
       <w:start w:val="1"/>
@@ -1311,7 +1311,7 @@
       </w:pPr>
     </w:lvl>
   </w:abstractNum>
-  <w:abstractNum w:abstractNumId="157" w15:restartNumberingAfterBreak="0">
+  <w:abstractNum w:abstractNumId="153" w15:restartNumberingAfterBreak="0">
     <w:multiLevelType w:val="hybridMultilevel"/>
     <w:lvl w:ilvl="0" w15:tentative="1">
       <w:start w:val="1"/>
@@ -1395,7 +1395,7 @@
       </w:pPr>
     </w:lvl>
   </w:abstractNum>
-  <w:abstractNum w:abstractNumId="158" w15:restartNumberingAfterBreak="0">
+  <w:abstractNum w:abstractNumId="154" w15:restartNumberingAfterBreak="0">
     <w:multiLevelType w:val="hybridMultilevel"/>
     <w:lvl w:ilvl="0" w15:tentative="1">
       <w:start w:val="1"/>
@@ -1480,25 +1480,25 @@
     </w:lvl>
   </w:abstractNum>
   <w:num w:numId="1">
-    <w:abstractNumId w:val="155"/>
+    <w:abstractNumId w:val="151"/>
     <w:lvlOverride w:ilvl="0">
       <w:startOverride w:val="1"/>
     </w:lvlOverride>
   </w:num>
-  <w:num w:numId="159">
-    <w:abstractNumId w:val="156"/>
+  <w:num w:numId="155">
+    <w:abstractNumId w:val="152"/>
     <w:lvlOverride w:ilvl="0">
       <w:startOverride w:val="1"/>
     </w:lvlOverride>
   </w:num>
-  <w:num w:numId="160">
-    <w:abstractNumId w:val="157"/>
+  <w:num w:numId="156">
+    <w:abstractNumId w:val="153"/>
     <w:lvlOverride w:ilvl="0">
       <w:startOverride w:val="1"/>
     </w:lvlOverride>
   </w:num>
-  <w:num w:numId="161">
-    <w:abstractNumId w:val="158"/>
+  <w:num w:numId="157">
+    <w:abstractNumId w:val="154"/>
     <w:lvlOverride w:ilvl="0">
       <w:startOverride w:val="1"/>
     </w:lvlOverride>

--- a/chapters/exports/pwf.docx
+++ b/chapters/exports/pwf.docx
@@ -31,7 +31,7 @@
         <w:pStyle w:val="ListParagraph"/>
         <w:numPr>
           <w:ilvl w:val="0"/>
-          <w:numId w:val="155"/>
+          <w:numId w:val="184"/>
         </w:numPr>
       </w:pPr>
       <w:r>
@@ -50,7 +50,7 @@
         <w:pStyle w:val="ListParagraph"/>
         <w:numPr>
           <w:ilvl w:val="0"/>
-          <w:numId w:val="155"/>
+          <w:numId w:val="184"/>
         </w:numPr>
       </w:pPr>
       <w:r>
@@ -69,7 +69,7 @@
         <w:pStyle w:val="ListParagraph"/>
         <w:numPr>
           <w:ilvl w:val="0"/>
-          <w:numId w:val="155"/>
+          <w:numId w:val="184"/>
         </w:numPr>
       </w:pPr>
       <w:r>
@@ -88,7 +88,7 @@
         <w:pStyle w:val="ListParagraph"/>
         <w:numPr>
           <w:ilvl w:val="0"/>
-          <w:numId w:val="155"/>
+          <w:numId w:val="184"/>
         </w:numPr>
       </w:pPr>
       <w:r>
@@ -107,7 +107,7 @@
         <w:pStyle w:val="ListParagraph"/>
         <w:numPr>
           <w:ilvl w:val="0"/>
-          <w:numId w:val="155"/>
+          <w:numId w:val="184"/>
         </w:numPr>
       </w:pPr>
       <w:r>
@@ -162,7 +162,7 @@
           <wp:inline distT="0" distB="0" distL="0" distR="0">
             <wp:extent cx="4000500" cy="2649536"/>
             <wp:effectExtent b="0" l="0" r="0" t="0"/>
-            <wp:docPr id="144" name="" descr="" title=""/>
+            <wp:docPr id="173" name="" descr="" title=""/>
             <wp:cNvGraphicFramePr>
               <a:graphicFrameLocks xmlns:a="http://schemas.openxmlformats.org/drawingml/2006/main" noChangeAspect="1"/>
             </wp:cNvGraphicFramePr>
@@ -253,7 +253,7 @@
         <w:pStyle w:val="ListParagraph"/>
         <w:numPr>
           <w:ilvl w:val="0"/>
-          <w:numId w:val="156"/>
+          <w:numId w:val="185"/>
         </w:numPr>
       </w:pPr>
       <w:r>
@@ -272,7 +272,7 @@
         <w:pStyle w:val="ListParagraph"/>
         <w:numPr>
           <w:ilvl w:val="0"/>
-          <w:numId w:val="156"/>
+          <w:numId w:val="185"/>
         </w:numPr>
       </w:pPr>
       <w:r>
@@ -291,7 +291,7 @@
         <w:pStyle w:val="ListParagraph"/>
         <w:numPr>
           <w:ilvl w:val="0"/>
-          <w:numId w:val="156"/>
+          <w:numId w:val="185"/>
         </w:numPr>
       </w:pPr>
       <w:r>
@@ -307,7 +307,7 @@
     </w:p>
     <w:p>
       <w:r>
-        <w:t xml:space="preserve">These factors combine to lower delivered cost and greenhouse‑gas footprint while meeting the technical requirements buyers expect.</w:t>
+        <w:t xml:space="preserve">Together, these factors lower delivered cost and greenhouse‑gas footprint while meeting the technical requirements buyers expect.</w:t>
       </w:r>
     </w:p>
     <w:p>
@@ -324,7 +324,7 @@
           <wp:inline distT="0" distB="0" distL="0" distR="0">
             <wp:extent cx="4000500" cy="1900429"/>
             <wp:effectExtent b="0" l="0" r="0" t="0"/>
-            <wp:docPr id="145" name="" descr="" title=""/>
+            <wp:docPr id="174" name="" descr="" title=""/>
             <wp:cNvGraphicFramePr>
               <a:graphicFrameLocks xmlns:a="http://schemas.openxmlformats.org/drawingml/2006/main" noChangeAspect="1"/>
             </wp:cNvGraphicFramePr>
@@ -412,7 +412,7 @@
         <w:t xml:space="preserve">3</w:t>
       </w:r>
       <w:r>
-        <w:t xml:space="preserve">). Operational scaling requires a purpose-built site and specialized equipment, including twin‑screw extruders and automated baling lines that convert chips into an engineered fiber that mimics the drainage, aeration, and moisture-retention characteristics of peat (</w:t>
+        <w:t xml:space="preserve">). Operational scaling requires a purpose-built site and specialized equipment, including twin‑screw extruders and automated baling lines that convert chips into engineered fiber that mimics the drainage, aeration, and moisture-retention characteristics of peat (</w:t>
       </w:r>
       <w:r>
         <w:t xml:space="preserve">Figure </w:t>
@@ -433,7 +433,7 @@
           <wp:inline distT="0" distB="0" distL="0" distR="0">
             <wp:extent cx="4000500" cy="4443161"/>
             <wp:effectExtent b="0" l="0" r="0" t="0"/>
-            <wp:docPr id="146" name="" descr="" title=""/>
+            <wp:docPr id="175" name="" descr="" title=""/>
             <wp:cNvGraphicFramePr>
               <a:graphicFrameLocks xmlns:a="http://schemas.openxmlformats.org/drawingml/2006/main" noChangeAspect="1"/>
             </wp:cNvGraphicFramePr>
@@ -503,7 +503,7 @@
     </w:p>
     <w:p>
       <w:r>
-        <w:t xml:space="preserve">In addition to extruders, production lines, and robotic baling and palletizing, commercial production requires a large chip-receiving yard and material-handling equipment. To reduce capital and operational expenses, the company is planning to co-locate its production facility with a biomass energy generation plant to be installed in Quincy, California, by West Biofuels of Woodland, California.</w:t>
+        <w:t xml:space="preserve">In addition to extruders, production lines, and robotic baling and palletizing, commercial production requires a large chip-receiving yard and material-handling equipment. To reduce capital and operating expenses, the company plans to co-locate its production facility with a biomass energy generation plant to be installed in Quincy, California, by West Biofuels of Woodland, California.</w:t>
       </w:r>
     </w:p>
     <w:p>
@@ -515,7 +515,7 @@
           <wp:inline distT="0" distB="0" distL="0" distR="0">
             <wp:extent cx="4000500" cy="2486409"/>
             <wp:effectExtent b="0" l="0" r="0" t="0"/>
-            <wp:docPr id="147" name="" descr="" title=""/>
+            <wp:docPr id="176" name="" descr="" title=""/>
             <wp:cNvGraphicFramePr>
               <a:graphicFrameLocks xmlns:a="http://schemas.openxmlformats.org/drawingml/2006/main" noChangeAspect="1"/>
             </wp:cNvGraphicFramePr>
@@ -603,17 +603,17 @@
     </w:p>
     <w:p>
       <w:r>
-        <w:t xml:space="preserve">Nevertheless, if the validation work and early commercial runs confirm product performance at scale, Plumas Wood Fiber has clear expansion pathways. The model is replicable in other western forest regions with similar fuel treatment byproducts, enabling a distributed network of mid‑sized facilities that feed regional horticultural markets. Product innovation could lead to proprietary blends tailored to specific crops, bagged retail products for consumer markets, or preconditioned fibers designed for large greenhouse operations. Technological improvements—especially gains in extruder energy efficiency and automation in baling and loading—would materially improve margins. Strategic partnerships with large offtakers, soil-blend manufacturers, and impact investors seeking wildfire- and carbon-positive projects could secure long-term revenue streams and flexible capital. Support in the form of grants or incentives that internalize the costs of forest restoration and carbon co-benefits could accelerate growth.</w:t>
-      </w:r>
-    </w:p>
-    <w:p>
-      <w:r>
-        <w:t xml:space="preserve">The horticultural industry is projected to significantly expand its use of substrates in the coming decades, with overall demand expected to double or even quadruple. Within that growth, wood fiber substrates are anticipated to see a tenfold increase in adoption—marking this as a high-potential sector where innovative start-ups are well-positioned to lead. However, establishing a viable industry for producing wood fiber substrate from Western forest biomass represents a novel approach for both forestry and horticulture. As a result, both sectors are currently adopting a cautious, wait-and-see stance.</w:t>
-      </w:r>
-    </w:p>
-    <w:p>
-      <w:r>
-        <w:t xml:space="preserve">Biomass enterprises inherently operate on tight margins due to the nature of the material—high volume, low value—and the logistical complexity of sourcing it. Building a viable business under these conditions demands careful planning, operational efficiency, sound partnerships, and strategic coordination. If Plumas Wood Fiber proves successful, it could unlock new opportunities for climate-smart forest management and sustainable horticultural supply chains. If not, it may dampen investor confidence and constrain future efforts to develop alternative biomass-based products. The stakes are high—but so is the opportunity.</w:t>
+        <w:t xml:space="preserve">Nevertheless, if the validation work and early commercial runs confirm product performance at scale, Plumas Wood Fiber has clear expansion pathways. The model is replicable in other western forest regions with similar fuel treatment byproducts, enabling a distributed network of mid‑sized facilities that feed regional horticultural markets. Product innovation could lead to proprietary blends tailored to specific crops, bagged retail products for consumer markets, or preconditioned fibers designed for large greenhouse operations. Technological improvements—especially gains in extruder energy efficiency and automation in baling and loading—would materially improve margins. Strategic partnerships with large offtakers, soil-blend manufacturers, and impact investors seeking wildfire- and carbon-positive projects could secure long-term revenue streams and flexible capital. Grants or incentives that internalize the costs of forest restoration and carbon co-benefits could accelerate growth.</w:t>
+      </w:r>
+    </w:p>
+    <w:p>
+      <w:r>
+        <w:t xml:space="preserve">The horticultural industry is projected to significantly expand its use of substrates in the coming decades, with overall demand expected to double or even quadruple. Within that growth, wood fiber substrates are expected to see a tenfold increase in adoption—making this a high-potential sector where innovative start-ups are well positioned to lead. However, building a viable industry to produce wood fiber substrates from Western forest biomass is a novel approach for both forestry and horticulture. As a result, both sectors are currently adopting a cautious, wait-and-see stance.</w:t>
+      </w:r>
+    </w:p>
+    <w:p>
+      <w:r>
+        <w:t xml:space="preserve">Biomass enterprises inherently operate on tight margins because of the material’s high volume, low value, and the logistical complexity of sourcing it. Building a viable business under these conditions demands careful planning, operational efficiency, sound partnerships, and strategic coordination. If Plumas Wood Fiber proves successful, it could unlock new opportunities for climate-smart forest management and sustainable horticultural supply chains. If not, it may dampen investor confidence and constrain future efforts to develop alternative biomass-based products. The stakes are high—but so is the opportunity.</w:t>
       </w:r>
     </w:p>
     <w:p>
@@ -647,7 +647,7 @@
           <wp:inline distT="0" distB="0" distL="0" distR="0">
             <wp:extent cx="4000500" cy="4000500"/>
             <wp:effectExtent b="0" l="0" r="0" t="0"/>
-            <wp:docPr id="148" name="" descr="" title=""/>
+            <wp:docPr id="177" name="" descr="" title=""/>
             <wp:cNvGraphicFramePr>
               <a:graphicFrameLocks xmlns:a="http://schemas.openxmlformats.org/drawingml/2006/main" noChangeAspect="1"/>
             </wp:cNvGraphicFramePr>
@@ -727,7 +727,7 @@
     </w:p>
     <w:p>
       <w:r>
-        <w:t xml:space="preserve">Going forward, operational partnerships will be critical to Plumas Wood Fiber’s success: supply contracts and working relationships with forest contractors and public fuels programs will be necessary to secure steady volumes of chips and help manage seasonality, while early offtake discussions and letters of support from nurseries and soil‑blend companies identify clear commercial pathways. Similarly, strong financial partnerships—grants, impact finance, and public loan programs—will be key to assembling the capital stack needed for commercial operations. These collaborative relationships—scientific, operational, and financial—form the backbone of Plumas Wood Fiber’s approach to turning excess forest biomass into a market‑ready, peat‑free substrate.</w:t>
+        <w:t xml:space="preserve">Going forward, operational partnerships will be critical to Plumas Wood Fiber’s success: supply contracts and working relationships with forest contractors and public fuels programs will be necessary to secure steady chip volumes and help manage seasonality, while early offtake discussions and letters of support from nurseries and soil‑blend companies will identify clear commercial pathways. Similarly, strong financial partnerships—grants, impact finance, and public loan programs—will be key to assembling the capital stack needed for commercial operations. These collaborative relationships—scientific, operational, and financial—form the backbone of Plumas Wood Fiber’s approach to turning excess forest biomass into a market‑ready, peat‑free substrate.</w:t>
       </w:r>
     </w:p>
     <w:p>
@@ -740,7 +740,7 @@
     </w:p>
     <w:p>
       <w:r>
-        <w:t xml:space="preserve">Due to its environmental and community approach, Plumas Wood Fiber’s project will have multiple positive environmental and social impacts both environmental and social. These are explored in the next two sections.</w:t>
+        <w:t xml:space="preserve">Because of its environmental and community approach, Plumas Wood Fiber’s project will have multiple positive environmental and social impacts. The next two sections explore these impacts.</w:t>
       </w:r>
     </w:p>
     <w:p>
@@ -753,7 +753,7 @@
     </w:p>
     <w:p>
       <w:r>
-        <w:t xml:space="preserve">Plumas Wood Fiber’s products provide multiple environmental benefits, beginning with their potential to reduce reliance on peat—a material whose extraction damages sensitive peatland ecosystems. Canada currently extracts and exports approximately 1.3 million tons of peat each year. Once removed from its native bog environment, where it serves as a long-term carbon sink, peat gradually biodegrades and releases carbon into the atmosphere that would otherwise remain sequestered. While wood fiber substrates also biodegrade, they are derived from renewable biomass already circulating within the active carbon cycle rather than sourced from a permanent carbon reservoir, making them a more climate-aligned alternative for horticultural and industrial use. Moreover, producing wood fiber substrate regionally avoids the emissions associated with long-distance peat imports, further reducing the product’s carbon footprint.</w:t>
+        <w:t xml:space="preserve">Plumas Wood Fiber’s products provide multiple environmental benefits, beginning with their potential to reduce reliance on peat—a material whose extraction damages sensitive peatland ecosystems. Canada currently extracts and exports approximately 1.3 million tons of peat each year. Once removed from its native bog environment, where it serves as a long-term carbon sink, peat gradually biodegrades and releases carbon into the atmosphere that would otherwise remain sequestered. While wood fiber substrates also biodegrade, they come from renewable biomass already circulating in the active carbon cycle rather than a permanent carbon reservoir, making them a more climate-aligned alternative for horticultural and industrial use. Moreover, producing wood fiber substrate regionally avoids the emissions associated with long-distance peat imports, further reducing the product’s carbon footprint.</w:t>
       </w:r>
     </w:p>
     <w:p>
@@ -770,7 +770,7 @@
           <wp:inline distT="0" distB="0" distL="0" distR="0">
             <wp:extent cx="4000500" cy="3473193"/>
             <wp:effectExtent b="0" l="0" r="0" t="0"/>
-            <wp:docPr id="149" name="" descr="" title=""/>
+            <wp:docPr id="178" name="" descr="" title=""/>
             <wp:cNvGraphicFramePr>
               <a:graphicFrameLocks xmlns:a="http://schemas.openxmlformats.org/drawingml/2006/main" noChangeAspect="1"/>
             </wp:cNvGraphicFramePr>
@@ -862,7 +862,7 @@
     </w:p>
     <w:p>
       <w:r>
-        <w:t xml:space="preserve">Beyond direct employment, the company anticipates that scalable operations will support more stable, year-round job opportunities within the rural economy. Additional workforce demand is expected among forest-based contractors engaged in biomass removal, as the facility creates new market incentives to chip and transport material. By providing a reliable destination for excess biomass, the facility transforms a disposal challenge into a catalyst for economic activity—linking forest restoration to job creation and regional resilience.</w:t>
+        <w:t xml:space="preserve">Beyond direct employment, the company expects scalable operations to support more stable, year-round job opportunities within the rural economy. Additional workforce demand is expected among forest-based contractors engaged in biomass removal, as the facility creates new market incentives to chip and transport material. By providing a reliable destination for excess biomass, the facility transforms a disposal challenge into a catalyst for economic activity—linking forest restoration to job creation and regional resilience.</w:t>
       </w:r>
     </w:p>
     <w:p>
@@ -883,7 +883,7 @@
         <w:pStyle w:val="ListParagraph"/>
         <w:numPr>
           <w:ilvl w:val="0"/>
-          <w:numId w:val="157"/>
+          <w:numId w:val="186"/>
         </w:numPr>
       </w:pPr>
       <w:r>
@@ -895,7 +895,7 @@
         <w:pStyle w:val="ListParagraph"/>
         <w:numPr>
           <w:ilvl w:val="0"/>
-          <w:numId w:val="157"/>
+          <w:numId w:val="186"/>
         </w:numPr>
       </w:pPr>
       <w:r>
@@ -907,7 +907,7 @@
         <w:pStyle w:val="ListParagraph"/>
         <w:numPr>
           <w:ilvl w:val="0"/>
-          <w:numId w:val="157"/>
+          <w:numId w:val="186"/>
         </w:numPr>
       </w:pPr>
       <w:r>
@@ -919,7 +919,7 @@
         <w:pStyle w:val="ListParagraph"/>
         <w:numPr>
           <w:ilvl w:val="0"/>
-          <w:numId w:val="157"/>
+          <w:numId w:val="186"/>
         </w:numPr>
       </w:pPr>
       <w:r>
@@ -931,7 +931,7 @@
         <w:pStyle w:val="ListParagraph"/>
         <w:numPr>
           <w:ilvl w:val="0"/>
-          <w:numId w:val="157"/>
+          <w:numId w:val="186"/>
         </w:numPr>
       </w:pPr>
       <w:r>
@@ -963,7 +963,7 @@
       <w:r>
         <w:t xml:space="preserve">We recognize and celebrate the innovation and leadership of Plumas Wood Fiber for advancing a practical, circular solution that converts excess forest biomass into a high‑quality, peat‑free horticultural substrate while strengthening regional wildfire resilience. We also extend our deep gratitude to </w:t>
       </w:r>
-      <w:hyperlink w:history="1" r:id="rIdpvljn2nl6oblqshvabh8n">
+      <w:hyperlink w:history="1" r:id="rIdiyg1nfpjnu-p1m6_j7dcz">
         <w:r>
           <w:rPr>
             <w:rStyle w:val="Hyperlink"/>
@@ -974,7 +974,7 @@
       <w:r>
         <w:t xml:space="preserve"> for funding the Forest Business Alliance’s work with </w:t>
       </w:r>
-      <w:hyperlink w:history="1" r:id="rIdcloxky7br7pbqmleo5kwh">
+      <w:hyperlink w:history="1" r:id="rIdfylftgrbtsnmdqstzhe6o">
         <w:r>
           <w:rPr>
             <w:rStyle w:val="Hyperlink"/>
@@ -985,7 +985,7 @@
       <w:r>
         <w:t xml:space="preserve">, </w:t>
       </w:r>
-      <w:hyperlink w:history="1" r:id="rId1jb97erfg1zcuwuzp5vbd">
+      <w:hyperlink w:history="1" r:id="rIdl3ohguivohb2ioshz47av">
         <w:r>
           <w:rPr>
             <w:rStyle w:val="Hyperlink"/>
@@ -996,7 +996,7 @@
       <w:r>
         <w:t xml:space="preserve">, and other community forestry partners across California. Rural and Tribal communities engaged in the forest products sector can benefit from resources, such as the Forest Business Alliance </w:t>
       </w:r>
-      <w:hyperlink w:history="1" r:id="rId6fo2rjs-zfvb8ghhtjiye">
+      <w:hyperlink w:history="1" r:id="rIdvr3n4shellsim4m1bwum8">
         <w:r>
           <w:rPr>
             <w:rStyle w:val="Hyperlink"/>
@@ -1007,7 +1007,7 @@
       <w:r>
         <w:t xml:space="preserve">, the </w:t>
       </w:r>
-      <w:hyperlink w:history="1" r:id="rIdl8znuzcc7jci-go1jwhec">
+      <w:hyperlink w:history="1" r:id="rIdwiyezoq6oaxbmlemeqknz">
         <w:r>
           <w:rPr>
             <w:rStyle w:val="Hyperlink"/>
@@ -1018,7 +1018,7 @@
       <w:r>
         <w:t xml:space="preserve">, and upcoming Forest Business Alliance </w:t>
       </w:r>
-      <w:hyperlink w:history="1" r:id="rIdmsy5yqcsk-dw5laastsdq">
+      <w:hyperlink w:history="1" r:id="rIdr7pw0cpfwyva9rswh7dmw">
         <w:r>
           <w:rPr>
             <w:rStyle w:val="Hyperlink"/>
@@ -1065,7 +1065,7 @@
         <wp:inline distT="0" distB="0" distL="0" distR="0">
           <wp:extent cx="608542" cy="105833"/>
           <wp:effectExtent b="0" l="0" r="0" t="0"/>
-          <wp:docPr id="150" name="" descr="" title=""/>
+          <wp:docPr id="179" name="" descr="" title=""/>
           <wp:cNvGraphicFramePr>
             <a:graphicFrameLocks xmlns:a="http://schemas.openxmlformats.org/drawingml/2006/main" noChangeAspect="1"/>
           </wp:cNvGraphicFramePr>
@@ -1143,7 +1143,7 @@
 
 <file path=word/numbering.xml><?xml version="1.0" encoding="utf-8"?>
 <w:numbering xmlns:wpc="http://schemas.microsoft.com/office/word/2010/wordprocessingCanvas" xmlns:mc="http://schemas.openxmlformats.org/markup-compatibility/2006" xmlns:o="urn:schemas-microsoft-com:office:office" xmlns:r="http://schemas.openxmlformats.org/officeDocument/2006/relationships" xmlns:m="http://schemas.openxmlformats.org/officeDocument/2006/math" xmlns:v="urn:schemas-microsoft-com:vml" xmlns:wp14="http://schemas.microsoft.com/office/word/2010/wordprocessingDrawing" xmlns:wp="http://schemas.openxmlformats.org/drawingml/2006/wordprocessingDrawing" xmlns:w10="urn:schemas-microsoft-com:office:word" xmlns:w="http://schemas.openxmlformats.org/wordprocessingml/2006/main" xmlns:w14="http://schemas.microsoft.com/office/word/2010/wordml" xmlns:w15="http://schemas.microsoft.com/office/word/2012/wordml" xmlns:wpg="http://schemas.microsoft.com/office/word/2010/wordprocessingGroup" xmlns:wpi="http://schemas.microsoft.com/office/word/2010/wordprocessingInk" xmlns:wne="http://schemas.microsoft.com/office/word/2006/wordml" xmlns:wps="http://schemas.microsoft.com/office/word/2010/wordprocessingShape" mc:Ignorable="w14 w15 wp14">
-  <w:abstractNum w:abstractNumId="151" w15:restartNumberingAfterBreak="0">
+  <w:abstractNum w:abstractNumId="180" w15:restartNumberingAfterBreak="0">
     <w:multiLevelType w:val="hybridMultilevel"/>
     <w:lvl w:ilvl="0" w15:tentative="1">
       <w:start w:val="1"/>
@@ -1227,7 +1227,7 @@
       </w:pPr>
     </w:lvl>
   </w:abstractNum>
-  <w:abstractNum w:abstractNumId="152" w15:restartNumberingAfterBreak="0">
+  <w:abstractNum w:abstractNumId="181" w15:restartNumberingAfterBreak="0">
     <w:multiLevelType w:val="hybridMultilevel"/>
     <w:lvl w:ilvl="0" w15:tentative="1">
       <w:start w:val="1"/>
@@ -1311,7 +1311,7 @@
       </w:pPr>
     </w:lvl>
   </w:abstractNum>
-  <w:abstractNum w:abstractNumId="153" w15:restartNumberingAfterBreak="0">
+  <w:abstractNum w:abstractNumId="182" w15:restartNumberingAfterBreak="0">
     <w:multiLevelType w:val="hybridMultilevel"/>
     <w:lvl w:ilvl="0" w15:tentative="1">
       <w:start w:val="1"/>
@@ -1395,7 +1395,7 @@
       </w:pPr>
     </w:lvl>
   </w:abstractNum>
-  <w:abstractNum w:abstractNumId="154" w15:restartNumberingAfterBreak="0">
+  <w:abstractNum w:abstractNumId="183" w15:restartNumberingAfterBreak="0">
     <w:multiLevelType w:val="hybridMultilevel"/>
     <w:lvl w:ilvl="0" w15:tentative="1">
       <w:start w:val="1"/>
@@ -1480,25 +1480,25 @@
     </w:lvl>
   </w:abstractNum>
   <w:num w:numId="1">
-    <w:abstractNumId w:val="151"/>
+    <w:abstractNumId w:val="180"/>
     <w:lvlOverride w:ilvl="0">
       <w:startOverride w:val="1"/>
     </w:lvlOverride>
   </w:num>
-  <w:num w:numId="155">
-    <w:abstractNumId w:val="152"/>
+  <w:num w:numId="184">
+    <w:abstractNumId w:val="181"/>
     <w:lvlOverride w:ilvl="0">
       <w:startOverride w:val="1"/>
     </w:lvlOverride>
   </w:num>
-  <w:num w:numId="156">
-    <w:abstractNumId w:val="153"/>
+  <w:num w:numId="185">
+    <w:abstractNumId w:val="182"/>
     <w:lvlOverride w:ilvl="0">
       <w:startOverride w:val="1"/>
     </w:lvlOverride>
   </w:num>
-  <w:num w:numId="157">
-    <w:abstractNumId w:val="154"/>
+  <w:num w:numId="186">
+    <w:abstractNumId w:val="183"/>
     <w:lvlOverride w:ilvl="0">
       <w:startOverride w:val="1"/>
     </w:lvlOverride>
